--- a/SPECS/IMS - PRD v1.3 Consolidated_2K.docx
+++ b/SPECS/IMS - PRD v1.3 Consolidated_2K.docx
@@ -1375,28 +1375,56 @@
     <w:p>
       <w:pPr>
         <w:spacing w:before="80" w:after="80"/>
-      </w:pPr>
-      <w:r>
         <w:rPr>
           <w:rFonts w:ascii="Arial" w:eastAsia="Arial" w:hAnsi="Arial" w:cs="Arial"/>
           <w:sz w:val="22"/>
           <w:szCs w:val="22"/>
         </w:rPr>
-        <w:t>The Inventory Management System (IMS) is a purpose-built standalone web application for Terminal Distributor — a global payment terminal distributor managing serialised payment devices across a worldwide warehouse network. The application is the master system of record for terminal serial number tracking, inventory counts, order management, and cost calculation.</w:t>
+      </w:pPr>
+      <w:r>
+        <w:rPr>
+          <w:rFonts w:ascii="Arial" w:eastAsia="Arial" w:hAnsi="Arial" w:cs="Arial"/>
+          <w:sz w:val="22"/>
+          <w:szCs w:val="22"/>
+        </w:rPr>
+        <w:t>The Inventory Management System (IMS) is a purpose-built standalone web application for Terminal Distributor — a global payment terminal distributor managing serialised payment devices across a worldwide warehouse network. The application is the master system of record for terminal serial number tracking, inventory counts, order management, and cost calculation</w:t>
+      </w:r>
+      <w:r>
+        <w:rPr>
+          <w:rFonts w:ascii="Arial" w:eastAsia="Arial" w:hAnsi="Arial" w:cs="Arial"/>
+          <w:sz w:val="22"/>
+          <w:szCs w:val="22"/>
+        </w:rPr>
+        <w:t>, demand and supply planning and simulations.</w:t>
       </w:r>
     </w:p>
     <w:p>
       <w:pPr>
         <w:spacing w:before="80" w:after="80"/>
       </w:pPr>
+    </w:p>
+    <w:p>
+      <w:pPr>
+        <w:spacing w:before="80" w:after="80"/>
+      </w:pPr>
       <w:r>
         <w:rPr>
           <w:rFonts w:ascii="Arial" w:eastAsia="Arial" w:hAnsi="Arial" w:cs="Arial"/>
           <w:sz w:val="22"/>
           <w:szCs w:val="22"/>
         </w:rPr>
-        <w:t>Release 1 is complete and running locally at http://localhost:3000 in C:\IMSAPP. This document is the consolidated v1.3 PRD covering: the full R1 feature set as delivered, R1 patch items to be applied, and the complete R2 roadmap including inventory enhancements, cost calculation, planning (demand, supply, repositioning), purchase prediction, alerting, and API integration.</w:t>
-      </w:r>
+        <w:t>Release 1 and Release 2 are complete, fully tested, and source code has been uploaded to GitHub. The application is running locally at http://localhost:3000 in C:\IMSAPP. This document is the consolidated v1.3 PRD covering: the full R1 feature set as delivered, R1 patch items applied, and the complete R2 feature set as delivered including inventory enhancements, cost calculation, planning (demand, supply, repositioning), purchase prediction, alerting, and API integration. Release 3 is in preparation — requirements to be submitted.</w:t>
+      </w:r>
+    </w:p>
+    <w:p>
+      <w:pPr>
+        <w:spacing w:before="80" w:after="80"/>
+        <w:rPr>
+          <w:rFonts w:ascii="Arial" w:eastAsia="Arial" w:hAnsi="Arial" w:cs="Arial"/>
+          <w:sz w:val="22"/>
+          <w:szCs w:val="22"/>
+        </w:rPr>
+      </w:pPr>
     </w:p>
     <w:p>
       <w:pPr>
@@ -4405,7 +4433,43 @@
           <w:sz w:val="22"/>
           <w:szCs w:val="22"/>
         </w:rPr>
-        <w:t>1. Serial-Level Whereabouts: Monitor location and status of every terminal by serial number at all times.</w:t>
+        <w:t xml:space="preserve">1. </w:t>
+      </w:r>
+      <w:r>
+        <w:rPr>
+          <w:rFonts w:ascii="Arial" w:eastAsia="Arial" w:hAnsi="Arial" w:cs="Arial"/>
+          <w:b/>
+          <w:bCs/>
+          <w:sz w:val="22"/>
+          <w:szCs w:val="22"/>
+        </w:rPr>
+        <w:t>Serial-Level Whereabouts:</w:t>
+      </w:r>
+      <w:r>
+        <w:rPr>
+          <w:rFonts w:ascii="Arial" w:eastAsia="Arial" w:hAnsi="Arial" w:cs="Arial"/>
+          <w:sz w:val="22"/>
+          <w:szCs w:val="22"/>
+        </w:rPr>
+        <w:t xml:space="preserve"> Monitor location and status of every terminal by serial number </w:t>
+      </w:r>
+      <w:proofErr w:type="gramStart"/>
+      <w:r>
+        <w:rPr>
+          <w:rFonts w:ascii="Arial" w:eastAsia="Arial" w:hAnsi="Arial" w:cs="Arial"/>
+          <w:sz w:val="22"/>
+          <w:szCs w:val="22"/>
+        </w:rPr>
+        <w:t>at all times</w:t>
+      </w:r>
+      <w:proofErr w:type="gramEnd"/>
+      <w:r>
+        <w:rPr>
+          <w:rFonts w:ascii="Arial" w:eastAsia="Arial" w:hAnsi="Arial" w:cs="Arial"/>
+          <w:sz w:val="22"/>
+          <w:szCs w:val="22"/>
+        </w:rPr>
+        <w:t>.</w:t>
       </w:r>
     </w:p>
     <w:p>
@@ -4418,7 +4482,25 @@
           <w:sz w:val="22"/>
           <w:szCs w:val="22"/>
         </w:rPr>
-        <w:t>2. Inventory Overview: Real-time counts by product and location across all states.</w:t>
+        <w:t xml:space="preserve">2. </w:t>
+      </w:r>
+      <w:r>
+        <w:rPr>
+          <w:rFonts w:ascii="Arial" w:eastAsia="Arial" w:hAnsi="Arial" w:cs="Arial"/>
+          <w:b/>
+          <w:bCs/>
+          <w:sz w:val="22"/>
+          <w:szCs w:val="22"/>
+        </w:rPr>
+        <w:t>Inventory Overview:</w:t>
+      </w:r>
+      <w:r>
+        <w:rPr>
+          <w:rFonts w:ascii="Arial" w:eastAsia="Arial" w:hAnsi="Arial" w:cs="Arial"/>
+          <w:sz w:val="22"/>
+          <w:szCs w:val="22"/>
+        </w:rPr>
+        <w:t xml:space="preserve"> Real-time counts by product and location across all states.</w:t>
       </w:r>
     </w:p>
     <w:p>
@@ -4431,7 +4513,25 @@
           <w:sz w:val="22"/>
           <w:szCs w:val="22"/>
         </w:rPr>
-        <w:t>3. Cost Tracking: Activity costs per terminal per state transition; accumulated cost normalised to reporting currency.</w:t>
+        <w:t xml:space="preserve">3. </w:t>
+      </w:r>
+      <w:r>
+        <w:rPr>
+          <w:rFonts w:ascii="Arial" w:eastAsia="Arial" w:hAnsi="Arial" w:cs="Arial"/>
+          <w:b/>
+          <w:bCs/>
+          <w:sz w:val="22"/>
+          <w:szCs w:val="22"/>
+        </w:rPr>
+        <w:t>Cost Tracking</w:t>
+      </w:r>
+      <w:r>
+        <w:rPr>
+          <w:rFonts w:ascii="Arial" w:eastAsia="Arial" w:hAnsi="Arial" w:cs="Arial"/>
+          <w:sz w:val="22"/>
+          <w:szCs w:val="22"/>
+        </w:rPr>
+        <w:t>: Activity costs per terminal per state transition; accumulated cost normalised to reporting currency.</w:t>
       </w:r>
     </w:p>
     <w:p>
@@ -4444,7 +4544,25 @@
           <w:sz w:val="22"/>
           <w:szCs w:val="22"/>
         </w:rPr>
-        <w:t>4. Cost Analytics: KPI dashboards for accumulated cost per terminal, cost by location, cost by product family, repair cost analysis.</w:t>
+        <w:t xml:space="preserve">4. </w:t>
+      </w:r>
+      <w:r>
+        <w:rPr>
+          <w:rFonts w:ascii="Arial" w:eastAsia="Arial" w:hAnsi="Arial" w:cs="Arial"/>
+          <w:b/>
+          <w:bCs/>
+          <w:sz w:val="22"/>
+          <w:szCs w:val="22"/>
+        </w:rPr>
+        <w:t>Cost Analytics:</w:t>
+      </w:r>
+      <w:r>
+        <w:rPr>
+          <w:rFonts w:ascii="Arial" w:eastAsia="Arial" w:hAnsi="Arial" w:cs="Arial"/>
+          <w:sz w:val="22"/>
+          <w:szCs w:val="22"/>
+        </w:rPr>
+        <w:t xml:space="preserve"> KPI dashboards for accumulated cost per terminal, cost by location, cost by product family, repair cost analysis.</w:t>
       </w:r>
     </w:p>
     <w:p>
@@ -4457,7 +4575,25 @@
           <w:sz w:val="22"/>
           <w:szCs w:val="22"/>
         </w:rPr>
-        <w:t>5. Inventory Planning (R2): Identify locations with missing or excess terminals; support repositioning.</w:t>
+        <w:t xml:space="preserve">5. </w:t>
+      </w:r>
+      <w:r>
+        <w:rPr>
+          <w:rFonts w:ascii="Arial" w:eastAsia="Arial" w:hAnsi="Arial" w:cs="Arial"/>
+          <w:b/>
+          <w:bCs/>
+          <w:sz w:val="22"/>
+          <w:szCs w:val="22"/>
+        </w:rPr>
+        <w:t>Inventory Planning</w:t>
+      </w:r>
+      <w:r>
+        <w:rPr>
+          <w:rFonts w:ascii="Arial" w:eastAsia="Arial" w:hAnsi="Arial" w:cs="Arial"/>
+          <w:sz w:val="22"/>
+          <w:szCs w:val="22"/>
+        </w:rPr>
+        <w:t xml:space="preserve"> (R2): Identify locations with missing or excess terminals; support repositioning.</w:t>
       </w:r>
     </w:p>
     <w:p>
@@ -4470,7 +4606,25 @@
           <w:sz w:val="22"/>
           <w:szCs w:val="22"/>
         </w:rPr>
-        <w:t>6. Collaboration: Multiple personas collaborate on a single record.</w:t>
+        <w:t xml:space="preserve">6. </w:t>
+      </w:r>
+      <w:r>
+        <w:rPr>
+          <w:rFonts w:ascii="Arial" w:eastAsia="Arial" w:hAnsi="Arial" w:cs="Arial"/>
+          <w:b/>
+          <w:bCs/>
+          <w:sz w:val="22"/>
+          <w:szCs w:val="22"/>
+        </w:rPr>
+        <w:t>Collaboration:</w:t>
+      </w:r>
+      <w:r>
+        <w:rPr>
+          <w:rFonts w:ascii="Arial" w:eastAsia="Arial" w:hAnsi="Arial" w:cs="Arial"/>
+          <w:sz w:val="22"/>
+          <w:szCs w:val="22"/>
+        </w:rPr>
+        <w:t xml:space="preserve"> Multiple personas collaborate on a single record.</w:t>
       </w:r>
     </w:p>
     <w:p>
@@ -4483,7 +4637,25 @@
           <w:sz w:val="22"/>
           <w:szCs w:val="22"/>
         </w:rPr>
-        <w:t>7. Repositioning Planning (R2): Plan and execute inter-warehouse terminal transfers.</w:t>
+        <w:t xml:space="preserve">7. </w:t>
+      </w:r>
+      <w:r>
+        <w:rPr>
+          <w:rFonts w:ascii="Arial" w:eastAsia="Arial" w:hAnsi="Arial" w:cs="Arial"/>
+          <w:b/>
+          <w:bCs/>
+          <w:sz w:val="22"/>
+          <w:szCs w:val="22"/>
+        </w:rPr>
+        <w:t>Repositioning Planning</w:t>
+      </w:r>
+      <w:r>
+        <w:rPr>
+          <w:rFonts w:ascii="Arial" w:eastAsia="Arial" w:hAnsi="Arial" w:cs="Arial"/>
+          <w:sz w:val="22"/>
+          <w:szCs w:val="22"/>
+        </w:rPr>
+        <w:t xml:space="preserve"> (R2): Plan and execute inter-warehouse terminal transfers.</w:t>
       </w:r>
     </w:p>
     <w:p>
@@ -4496,7 +4668,25 @@
           <w:sz w:val="22"/>
           <w:szCs w:val="22"/>
         </w:rPr>
-        <w:t>8. KPIs &amp; Analytics: Dwell times, repair times, transit times, order fulfilment rate, return rates, cost metrics.</w:t>
+        <w:t xml:space="preserve">8. </w:t>
+      </w:r>
+      <w:r>
+        <w:rPr>
+          <w:rFonts w:ascii="Arial" w:eastAsia="Arial" w:hAnsi="Arial" w:cs="Arial"/>
+          <w:b/>
+          <w:bCs/>
+          <w:sz w:val="22"/>
+          <w:szCs w:val="22"/>
+        </w:rPr>
+        <w:t>KPIs &amp; Analytics</w:t>
+      </w:r>
+      <w:r>
+        <w:rPr>
+          <w:rFonts w:ascii="Arial" w:eastAsia="Arial" w:hAnsi="Arial" w:cs="Arial"/>
+          <w:sz w:val="22"/>
+          <w:szCs w:val="22"/>
+        </w:rPr>
+        <w:t>: Dwell times, repair times, transit times, order fulfilment rate, return rates, cost metrics.</w:t>
       </w:r>
     </w:p>
     <w:p>
@@ -4509,7 +4699,25 @@
           <w:sz w:val="22"/>
           <w:szCs w:val="22"/>
         </w:rPr>
-        <w:t>9. Return &amp; Repair Management: Full return, repair, and rework lifecycle including Scrap/End of Lifecycle.</w:t>
+        <w:t xml:space="preserve">9. </w:t>
+      </w:r>
+      <w:r>
+        <w:rPr>
+          <w:rFonts w:ascii="Arial" w:eastAsia="Arial" w:hAnsi="Arial" w:cs="Arial"/>
+          <w:b/>
+          <w:bCs/>
+          <w:sz w:val="22"/>
+          <w:szCs w:val="22"/>
+        </w:rPr>
+        <w:t>Return &amp; Repair Management</w:t>
+      </w:r>
+      <w:r>
+        <w:rPr>
+          <w:rFonts w:ascii="Arial" w:eastAsia="Arial" w:hAnsi="Arial" w:cs="Arial"/>
+          <w:sz w:val="22"/>
+          <w:szCs w:val="22"/>
+        </w:rPr>
+        <w:t>: Full return, repair, and rework lifecycle including Scrap/End of Lifecycle.</w:t>
       </w:r>
     </w:p>
     <w:p>
@@ -4522,7 +4730,25 @@
           <w:sz w:val="22"/>
           <w:szCs w:val="22"/>
         </w:rPr>
-        <w:t>10. Available-to-Promise: Instant ATP confirmation on outbound orders using inventory + transit + assembly times.</w:t>
+        <w:t xml:space="preserve">10. </w:t>
+      </w:r>
+      <w:r>
+        <w:rPr>
+          <w:rFonts w:ascii="Arial" w:eastAsia="Arial" w:hAnsi="Arial" w:cs="Arial"/>
+          <w:b/>
+          <w:bCs/>
+          <w:sz w:val="22"/>
+          <w:szCs w:val="22"/>
+        </w:rPr>
+        <w:t>Available-to-Promise:</w:t>
+      </w:r>
+      <w:r>
+        <w:rPr>
+          <w:rFonts w:ascii="Arial" w:eastAsia="Arial" w:hAnsi="Arial" w:cs="Arial"/>
+          <w:sz w:val="22"/>
+          <w:szCs w:val="22"/>
+        </w:rPr>
+        <w:t xml:space="preserve"> Instant ATP confirmation on outbound orders using inventory + transit + assembly times.</w:t>
       </w:r>
     </w:p>
     <w:p>
@@ -4535,7 +4761,25 @@
           <w:sz w:val="22"/>
           <w:szCs w:val="22"/>
         </w:rPr>
-        <w:t>11. Purchase Prediction (R2): Forecast new purchase orders from suppliers.</w:t>
+        <w:t xml:space="preserve">11. </w:t>
+      </w:r>
+      <w:r>
+        <w:rPr>
+          <w:rFonts w:ascii="Arial" w:eastAsia="Arial" w:hAnsi="Arial" w:cs="Arial"/>
+          <w:b/>
+          <w:bCs/>
+          <w:sz w:val="22"/>
+          <w:szCs w:val="22"/>
+        </w:rPr>
+        <w:t>Purchase Prediction</w:t>
+      </w:r>
+      <w:r>
+        <w:rPr>
+          <w:rFonts w:ascii="Arial" w:eastAsia="Arial" w:hAnsi="Arial" w:cs="Arial"/>
+          <w:sz w:val="22"/>
+          <w:szCs w:val="22"/>
+        </w:rPr>
+        <w:t xml:space="preserve"> (R2): Forecast new purchase orders from suppliers.</w:t>
       </w:r>
     </w:p>
     <w:p>
@@ -4548,7 +4792,35 @@
           <w:sz w:val="22"/>
           <w:szCs w:val="22"/>
         </w:rPr>
-        <w:t>12. Master Data Management: All reference data managed by Admin with Excel upload.</w:t>
+        <w:t xml:space="preserve">12. </w:t>
+      </w:r>
+      <w:r>
+        <w:rPr>
+          <w:rFonts w:ascii="Arial" w:eastAsia="Arial" w:hAnsi="Arial" w:cs="Arial"/>
+          <w:b/>
+          <w:bCs/>
+          <w:sz w:val="22"/>
+          <w:szCs w:val="22"/>
+        </w:rPr>
+        <w:t xml:space="preserve">Supply chain </w:t>
+      </w:r>
+      <w:r>
+        <w:rPr>
+          <w:rFonts w:ascii="Arial" w:eastAsia="Arial" w:hAnsi="Arial" w:cs="Arial"/>
+          <w:b/>
+          <w:bCs/>
+          <w:sz w:val="22"/>
+          <w:szCs w:val="22"/>
+        </w:rPr>
+        <w:t>Master Data Management:</w:t>
+      </w:r>
+      <w:r>
+        <w:rPr>
+          <w:rFonts w:ascii="Arial" w:eastAsia="Arial" w:hAnsi="Arial" w:cs="Arial"/>
+          <w:sz w:val="22"/>
+          <w:szCs w:val="22"/>
+        </w:rPr>
+        <w:t xml:space="preserve"> All reference data managed by Admin with Excel upload.</w:t>
       </w:r>
     </w:p>
     <w:p>
@@ -6124,17 +6396,32 @@
         <w:pStyle w:val="Heading2"/>
         <w:spacing w:before="180" w:after="100"/>
       </w:pPr>
-      <w:r>
-        <w:rPr>
-          <w:rFonts w:ascii="Arial" w:eastAsia="Arial" w:hAnsi="Arial" w:cs="Arial"/>
-          <w:b/>
-          <w:bCs/>
-          <w:color w:val="1A6B7B"/>
-          <w:sz w:val="28"/>
-          <w:szCs w:val="28"/>
-        </w:rPr>
-        <w:t>5.3 Release 2 — Full Scope</w:t>
-      </w:r>
+      <w:del w:id="0" w:author="Claude" w:date="2026-05-19T00:00:00Z">
+        <w:r>
+          <w:rPr>
+            <w:rFonts w:ascii="Arial" w:eastAsia="Arial" w:hAnsi="Arial" w:cs="Arial"/>
+            <w:b/>
+            <w:bCs/>
+            <w:color w:val="1A6B7B"/>
+            <w:sz w:val="28"/>
+            <w:szCs w:val="28"/>
+          </w:rPr>
+          <w:delText>5.3 Release 2 — Full Scope</w:delText>
+        </w:r>
+      </w:del>
+      <w:ins w:id="1" w:author="Claude" w:date="2026-05-19T00:00:00Z">
+        <w:r>
+          <w:rPr>
+            <w:rFonts w:ascii="Arial" w:eastAsia="Arial" w:hAnsi="Arial" w:cs="Arial"/>
+            <w:b/>
+            <w:bCs/>
+            <w:color w:val="1A6B7B"/>
+            <w:sz w:val="28"/>
+            <w:szCs w:val="28"/>
+          </w:rPr>
+          <w:t>5.3 Release 2 — Delivered</w:t>
+        </w:r>
+      </w:ins>
     </w:p>
     <w:tbl>
       <w:tblPr>
@@ -14836,704 +15123,608 @@
         </w:sectPr>
       </w:pPr>
     </w:p>
-    <w:ins w:id="1" w:author="Claude" w:date="2026-05-19T00:00:00Z">
-      <w:p>
-        <w:pPr>
-          <w:pStyle w:val="Heading1"/>
-          <w:spacing w:before="240" w:after="120"/>
-          <w:rPr>
-            <w:ins w:id="2" w:author="Claude" w:date="2026-05-19T00:00:00Z"/>
-          </w:rPr>
-        </w:pPr>
-        <w:r>
-          <w:rPr>
-            <w:rFonts w:ascii="Arial" w:eastAsia="Arial" w:hAnsi="Arial" w:cs="Arial"/>
-            <w:b/>
-            <w:bCs/>
-            <w:color w:val="1A6B7B"/>
-          </w:rPr>
-          <w:t>17A. PHASE 2K — ALERTING FRAMEWORK</w:t>
-        </w:r>
-      </w:p>
-    </w:ins>
-    <w:ins w:id="3" w:author="Claude" w:date="2026-05-19T00:00:00Z">
-      <w:p>
-        <w:pPr>
-          <w:spacing w:before="80" w:after="80"/>
-          <w:rPr>
-            <w:ins w:id="4" w:author="Claude" w:date="2026-05-19T00:00:00Z"/>
-          </w:rPr>
-        </w:pPr>
-        <w:r>
-          <w:rPr>
-            <w:rFonts w:ascii="Arial" w:eastAsia="Arial" w:hAnsi="Arial" w:cs="Arial"/>
-            <w:sz w:val="22"/>
-            <w:szCs w:val="22"/>
-          </w:rPr>
-          <w:t>Overview: A rule-based alert engine that evaluates conditions across inventory, orders, and terminals, generating alerts visible in a dedicated Alerts page and via a bell icon badge in the top navigation bar.</w:t>
-        </w:r>
-      </w:p>
-    </w:ins>
-    <w:ins w:id="5" w:author="Claude" w:date="2026-05-19T00:00:00Z">
-      <w:p>
-        <w:pPr>
-          <w:pStyle w:val="Heading2"/>
-          <w:spacing w:before="180" w:after="100"/>
-          <w:rPr>
-            <w:ins w:id="6" w:author="Claude" w:date="2026-05-19T00:00:00Z"/>
-          </w:rPr>
-        </w:pPr>
-        <w:r>
-          <w:rPr>
-            <w:rFonts w:ascii="Arial" w:eastAsia="Arial" w:hAnsi="Arial" w:cs="Arial"/>
-            <w:b/>
-            <w:bCs/>
-            <w:color w:val="1A6B7B"/>
-            <w:sz w:val="28"/>
-            <w:szCs w:val="28"/>
-          </w:rPr>
-          <w:t>Data Model Changes</w:t>
-        </w:r>
-      </w:p>
-    </w:ins>
-    <w:ins w:id="7" w:author="Claude" w:date="2026-05-19T00:00:00Z">
-      <w:p>
-        <w:pPr>
-          <w:spacing w:before="80" w:after="80"/>
-          <w:rPr>
-            <w:ins w:id="8" w:author="Claude" w:date="2026-05-19T00:00:00Z"/>
-          </w:rPr>
-        </w:pPr>
-        <w:r>
-          <w:rPr>
-            <w:rFonts w:ascii="Arial" w:eastAsia="Arial" w:hAnsi="Arial" w:cs="Arial"/>
-            <w:b/>
-            <w:bCs/>
-            <w:sz w:val="22"/>
-            <w:szCs w:val="22"/>
-          </w:rPr>
-          <w:t xml:space="preserve">Product master: </w:t>
-        </w:r>
-        <w:r>
-          <w:rPr>
-            <w:rFonts w:ascii="Arial" w:eastAsia="Arial" w:hAnsi="Arial" w:cs="Arial"/>
-            <w:sz w:val="22"/>
-            <w:szCs w:val="22"/>
-          </w:rPr>
-          <w:t>new fields battery_life_days (INTEGER), warranty_days (INTEGER), repair_max_days (INTEGER).</w:t>
-        </w:r>
-      </w:p>
-    </w:ins>
-    <w:ins w:id="9" w:author="Claude" w:date="2026-05-19T00:00:00Z">
-      <w:p>
-        <w:pPr>
-          <w:spacing w:before="80" w:after="80"/>
-          <w:rPr>
-            <w:ins w:id="10" w:author="Claude" w:date="2026-05-19T00:00:00Z"/>
-          </w:rPr>
-        </w:pPr>
-        <w:r>
-          <w:rPr>
-            <w:rFonts w:ascii="Arial" w:eastAsia="Arial" w:hAnsi="Arial" w:cs="Arial"/>
-            <w:b/>
-            <w:bCs/>
-            <w:sz w:val="22"/>
-            <w:szCs w:val="22"/>
-          </w:rPr>
-          <w:t xml:space="preserve">New terminal state: </w:t>
-        </w:r>
-        <w:r>
-          <w:rPr>
-            <w:rFonts w:ascii="Arial" w:eastAsia="Arial" w:hAnsi="Arial" w:cs="Arial"/>
-            <w:sz w:val="22"/>
-            <w:szCs w:val="22"/>
-          </w:rPr>
-          <w:t>RECHARGED — battery recharged and ready for use.</w:t>
-        </w:r>
-      </w:p>
-    </w:ins>
-    <w:ins w:id="11" w:author="Claude" w:date="2026-05-19T00:00:00Z">
-      <w:p>
-        <w:pPr>
-          <w:spacing w:before="80" w:after="80"/>
-          <w:rPr>
-            <w:ins w:id="12" w:author="Claude" w:date="2026-05-19T00:00:00Z"/>
-          </w:rPr>
-        </w:pPr>
-        <w:r>
-          <w:rPr>
-            <w:rFonts w:ascii="Arial" w:eastAsia="Arial" w:hAnsi="Arial" w:cs="Arial"/>
-            <w:b/>
-            <w:bCs/>
-            <w:sz w:val="22"/>
-            <w:szCs w:val="22"/>
-          </w:rPr>
-          <w:t xml:space="preserve">New table alert_rules: </w:t>
-        </w:r>
-        <w:r>
-          <w:rPr>
-            <w:rFonts w:ascii="Arial" w:eastAsia="Arial" w:hAnsi="Arial" w:cs="Arial"/>
-            <w:sz w:val="22"/>
-            <w:szCs w:val="22"/>
-          </w:rPr>
-          <w:t>id, rule_code (UNIQUE), name, description, enabled, threshold_urgent_days, threshold_critical_days.</w:t>
-        </w:r>
-      </w:p>
-    </w:ins>
-    <w:ins w:id="13" w:author="Claude" w:date="2026-05-19T00:00:00Z">
-      <w:p>
-        <w:pPr>
-          <w:spacing w:before="80" w:after="80"/>
-          <w:rPr>
-            <w:ins w:id="14" w:author="Claude" w:date="2026-05-19T00:00:00Z"/>
-          </w:rPr>
-        </w:pPr>
-        <w:r>
-          <w:rPr>
-            <w:rFonts w:ascii="Arial" w:eastAsia="Arial" w:hAnsi="Arial" w:cs="Arial"/>
-            <w:b/>
-            <w:bCs/>
-            <w:sz w:val="22"/>
-            <w:szCs w:val="22"/>
-          </w:rPr>
-          <w:t xml:space="preserve">New table alerts: </w:t>
-        </w:r>
-        <w:r>
-          <w:rPr>
-            <w:rFonts w:ascii="Arial" w:eastAsia="Arial" w:hAnsi="Arial" w:cs="Arial"/>
-            <w:sz w:val="22"/>
-            <w:szCs w:val="22"/>
-          </w:rPr>
-          <w:t>id, rule_id (FK), severity (Normal/Urgent/Critical), status (New/Acknowledged), serial_id, product_id, location_id, reference_id, reference_type, message, days_overdue, acknowledged_by_user_id, acknowledged_at.</w:t>
-        </w:r>
-      </w:p>
-    </w:ins>
-    <w:ins w:id="15" w:author="Claude" w:date="2026-05-19T00:00:00Z">
-      <w:p>
-        <w:pPr>
-          <w:pStyle w:val="Heading2"/>
-          <w:spacing w:before="180" w:after="100"/>
-          <w:rPr>
-            <w:ins w:id="16" w:author="Claude" w:date="2026-05-19T00:00:00Z"/>
-          </w:rPr>
-        </w:pPr>
-        <w:r>
-          <w:rPr>
-            <w:rFonts w:ascii="Arial" w:eastAsia="Arial" w:hAnsi="Arial" w:cs="Arial"/>
-            <w:b/>
-            <w:bCs/>
-            <w:color w:val="1A6B7B"/>
-            <w:sz w:val="28"/>
-            <w:szCs w:val="28"/>
-          </w:rPr>
-          <w:t>Alert Types (6 Rules)</w:t>
-        </w:r>
-      </w:p>
-    </w:ins>
-    <w:ins w:id="17" w:author="Claude" w:date="2026-05-19T00:00:00Z">
-      <w:p>
-        <w:pPr>
-          <w:spacing w:before="80" w:after="80"/>
-          <w:rPr>
-            <w:ins w:id="18" w:author="Claude" w:date="2026-05-19T00:00:00Z"/>
-          </w:rPr>
-        </w:pPr>
-        <w:r>
-          <w:rPr>
-            <w:rFonts w:ascii="Arial" w:eastAsia="Arial" w:hAnsi="Arial" w:cs="Arial"/>
-            <w:b/>
-            <w:bCs/>
-            <w:sz w:val="22"/>
-            <w:szCs w:val="22"/>
-          </w:rPr>
-          <w:t xml:space="preserve">1. RETURN_RECEIVED — </w:t>
-        </w:r>
-        <w:r>
-          <w:rPr>
-            <w:rFonts w:ascii="Arial" w:eastAsia="Arial" w:hAnsi="Arial" w:cs="Arial"/>
-            <w:sz w:val="22"/>
-            <w:szCs w:val="22"/>
-          </w:rPr>
-          <w:t>Triggers for every return order in Open or Received status awaiting warehouse processing. Severity: Urgent.</w:t>
-        </w:r>
-      </w:p>
-    </w:ins>
-    <w:ins w:id="19" w:author="Claude" w:date="2026-05-19T00:00:00Z">
-      <w:p>
-        <w:pPr>
-          <w:spacing w:before="80" w:after="80"/>
-          <w:rPr>
-            <w:ins w:id="20" w:author="Claude" w:date="2026-05-19T00:00:00Z"/>
-          </w:rPr>
-        </w:pPr>
-        <w:r>
-          <w:rPr>
-            <w:rFonts w:ascii="Arial" w:eastAsia="Arial" w:hAnsi="Arial" w:cs="Arial"/>
-            <w:b/>
-            <w:bCs/>
-            <w:sz w:val="22"/>
-            <w:szCs w:val="22"/>
-          </w:rPr>
-          <w:t xml:space="preserve">2. REPAIR_OVERDUE — </w:t>
-        </w:r>
-        <w:r>
-          <w:rPr>
-            <w:rFonts w:ascii="Arial" w:eastAsia="Arial" w:hAnsi="Arial" w:cs="Arial"/>
-            <w:sz w:val="22"/>
-            <w:szCs w:val="22"/>
-          </w:rPr>
-          <w:t>Triggers when a terminal has been in IN_REPAIR state longer than the product’s repair_max_days. Severity: Urgent (&lt;7d overdue), Critical (≥7d overdue).</w:t>
-        </w:r>
-      </w:p>
-    </w:ins>
-    <w:ins w:id="21" w:author="Claude" w:date="2026-05-19T00:00:00Z">
-      <w:p>
-        <w:pPr>
-          <w:spacing w:before="80" w:after="80"/>
-          <w:rPr>
-            <w:ins w:id="22" w:author="Claude" w:date="2026-05-19T00:00:00Z"/>
-          </w:rPr>
-        </w:pPr>
-        <w:r>
-          <w:rPr>
-            <w:rFonts w:ascii="Arial" w:eastAsia="Arial" w:hAnsi="Arial" w:cs="Arial"/>
-            <w:b/>
-            <w:bCs/>
-            <w:sz w:val="22"/>
-            <w:szCs w:val="22"/>
-          </w:rPr>
-          <w:t xml:space="preserve">3. TRANSIT_DELAY — </w:t>
-        </w:r>
-        <w:r>
-          <w:rPr>
-            <w:rFonts w:ascii="Arial" w:eastAsia="Arial" w:hAnsi="Arial" w:cs="Arial"/>
-            <w:sz w:val="22"/>
-            <w:szCs w:val="22"/>
-          </w:rPr>
-          <w:t>Triggers when an in-transit terminal (any TRANSIT_ or EXPECTING state) exceeds the expected lead time from transit_time_lanes or fallback. Configurable thresholds: threshold_urgent_days (default 1), threshold_critical_days (default 2).</w:t>
-        </w:r>
-      </w:p>
-    </w:ins>
-    <w:ins w:id="23" w:author="Claude" w:date="2026-05-19T00:00:00Z">
-      <w:p>
-        <w:pPr>
-          <w:spacing w:before="80" w:after="80"/>
-          <w:rPr>
-            <w:ins w:id="24" w:author="Claude" w:date="2026-05-19T00:00:00Z"/>
-          </w:rPr>
-        </w:pPr>
-        <w:r>
-          <w:rPr>
-            <w:rFonts w:ascii="Arial" w:eastAsia="Arial" w:hAnsi="Arial" w:cs="Arial"/>
-            <w:b/>
-            <w:bCs/>
-            <w:sz w:val="22"/>
-            <w:szCs w:val="22"/>
-          </w:rPr>
-          <w:t xml:space="preserve">4. LOW_STOCK — </w:t>
-        </w:r>
-        <w:r>
-          <w:rPr>
-            <w:rFonts w:ascii="Arial" w:eastAsia="Arial" w:hAnsi="Arial" w:cs="Arial"/>
-            <w:sz w:val="22"/>
-            <w:szCs w:val="22"/>
-          </w:rPr>
-          <w:t>Triggers when stock at a location falls below the safety stock reorder_point. Severity: Urgent (below reorder_point), Critical (at or below min_qty). Navigates to Replenishment Planner.</w:t>
-        </w:r>
-      </w:p>
-    </w:ins>
-    <w:ins w:id="25" w:author="Claude" w:date="2026-05-19T00:00:00Z">
-      <w:p>
-        <w:pPr>
-          <w:spacing w:before="80" w:after="80"/>
-          <w:rPr>
-            <w:ins w:id="26" w:author="Claude" w:date="2026-05-19T00:00:00Z"/>
-          </w:rPr>
-        </w:pPr>
-        <w:r>
-          <w:rPr>
-            <w:rFonts w:ascii="Arial" w:eastAsia="Arial" w:hAnsi="Arial" w:cs="Arial"/>
-            <w:b/>
-            <w:bCs/>
-            <w:sz w:val="22"/>
-            <w:szCs w:val="22"/>
-          </w:rPr>
-          <w:t xml:space="preserve">5. BATTERY_AGING — </w:t>
-        </w:r>
-        <w:r>
-          <w:rPr>
-            <w:rFonts w:ascii="Arial" w:eastAsia="Arial" w:hAnsi="Arial" w:cs="Arial"/>
-            <w:sz w:val="22"/>
-            <w:szCs w:val="22"/>
-          </w:rPr>
-          <w:t>Triggers based on days since last RECHARGED or QUARANTINE state vs product.battery_life_days. Severity: Normal (7–0 days remaining), Urgent (0 to –3 days = expired, auto-flag for recharge), Critical (&gt;3 days expired). Recharge Work Order created via Warehouse Tasks.</w:t>
-        </w:r>
-      </w:p>
-    </w:ins>
-    <w:ins w:id="27" w:author="Claude" w:date="2026-05-19T00:00:00Z">
-      <w:p>
-        <w:pPr>
-          <w:spacing w:before="80" w:after="80"/>
-          <w:rPr>
-            <w:ins w:id="28" w:author="Claude" w:date="2026-05-19T00:00:00Z"/>
-          </w:rPr>
-        </w:pPr>
-        <w:r>
-          <w:rPr>
-            <w:rFonts w:ascii="Arial" w:eastAsia="Arial" w:hAnsi="Arial" w:cs="Arial"/>
-            <w:b/>
-            <w:bCs/>
-            <w:sz w:val="22"/>
-            <w:szCs w:val="22"/>
-          </w:rPr>
-          <w:t xml:space="preserve">6. WARRANTY_EXPIRY — </w:t>
-        </w:r>
-        <w:r>
-          <w:rPr>
-            <w:rFonts w:ascii="Arial" w:eastAsia="Arial" w:hAnsi="Arial" w:cs="Arial"/>
-            <w:sz w:val="22"/>
-            <w:szCs w:val="22"/>
-          </w:rPr>
-          <w:t>Triggers based on days since first RECEIVED state on SO/RN/RP order vs product.warranty_days. Configurable threshold_urgent_days (default 30 days before expiry). Severity: Urgent (within threshold), Critical (expired).</w:t>
-        </w:r>
-      </w:p>
-    </w:ins>
-    <w:ins w:id="29" w:author="Claude" w:date="2026-05-19T00:00:00Z">
-      <w:p>
-        <w:pPr>
-          <w:pStyle w:val="Heading2"/>
-          <w:spacing w:before="180" w:after="100"/>
-          <w:rPr>
-            <w:ins w:id="30" w:author="Claude" w:date="2026-05-19T00:00:00Z"/>
-          </w:rPr>
-        </w:pPr>
-        <w:r>
-          <w:rPr>
-            <w:rFonts w:ascii="Arial" w:eastAsia="Arial" w:hAnsi="Arial" w:cs="Arial"/>
-            <w:b/>
-            <w:bCs/>
-            <w:color w:val="1A6B7B"/>
-            <w:sz w:val="28"/>
-            <w:szCs w:val="28"/>
-          </w:rPr>
-          <w:t>Backend Endpoints</w:t>
-        </w:r>
-      </w:p>
-    </w:ins>
-    <w:ins w:id="31" w:author="Claude" w:date="2026-05-19T00:00:00Z">
-      <w:p>
-        <w:pPr>
-          <w:spacing w:before="80" w:after="80"/>
-          <w:rPr>
-            <w:ins w:id="32" w:author="Claude" w:date="2026-05-19T00:00:00Z"/>
-          </w:rPr>
-        </w:pPr>
-        <w:r>
-          <w:rPr>
-            <w:rFonts w:ascii="Arial" w:eastAsia="Arial" w:hAnsi="Arial" w:cs="Arial"/>
-            <w:sz w:val="22"/>
-            <w:szCs w:val="22"/>
-          </w:rPr>
-          <w:t xml:space="preserve">POST /api/alerts/run — Evaluates all enabled rules, clears and regenerates alerts. </w:t>
-        </w:r>
-        <w:r>
-          <w:rPr>
-            <w:rFonts w:ascii="Arial" w:eastAsia="Arial" w:hAnsi="Arial" w:cs="Arial"/>
-            <w:sz w:val="22"/>
-            <w:szCs w:val="22"/>
-          </w:rPr>
-          <w:t xml:space="preserve">GET /api/alerts — List alerts with filters (status, severity, rule_code). </w:t>
-        </w:r>
-        <w:r>
-          <w:rPr>
-            <w:rFonts w:ascii="Arial" w:eastAsia="Arial" w:hAnsi="Arial" w:cs="Arial"/>
-            <w:sz w:val="22"/>
-            <w:szCs w:val="22"/>
-          </w:rPr>
-          <w:t xml:space="preserve">GET /api/alerts/summary — Counts of New alerts by severity (for bell icon). </w:t>
-        </w:r>
-        <w:r>
-          <w:rPr>
-            <w:rFonts w:ascii="Arial" w:eastAsia="Arial" w:hAnsi="Arial" w:cs="Arial"/>
-            <w:sz w:val="22"/>
-            <w:szCs w:val="22"/>
-          </w:rPr>
-          <w:t xml:space="preserve">POST /api/alerts/{id}/acknowledge — Mark alert as Acknowledged. </w:t>
-        </w:r>
-        <w:r>
-          <w:rPr>
-            <w:rFonts w:ascii="Arial" w:eastAsia="Arial" w:hAnsi="Arial" w:cs="Arial"/>
-            <w:sz w:val="22"/>
-            <w:szCs w:val="22"/>
-          </w:rPr>
-          <w:t xml:space="preserve">GET /api/alerts/rules — List all alert rules with configuration. </w:t>
-        </w:r>
-        <w:r>
-          <w:rPr>
-            <w:rFonts w:ascii="Arial" w:eastAsia="Arial" w:hAnsi="Arial" w:cs="Arial"/>
-            <w:sz w:val="22"/>
-            <w:szCs w:val="22"/>
-          </w:rPr>
-          <w:t xml:space="preserve">PUT /api/alerts/rules/{id} — Update rule (enabled, thresholds). </w:t>
-        </w:r>
-        <w:r>
-          <w:rPr>
-            <w:rFonts w:ascii="Arial" w:eastAsia="Arial" w:hAnsi="Arial" w:cs="Arial"/>
-            <w:sz w:val="22"/>
-            <w:szCs w:val="22"/>
-          </w:rPr>
-          <w:t xml:space="preserve">POST /api/work-orders/recharge — Create a Recharge Work Order for batteries at a location. </w:t>
-        </w:r>
-        <w:r>
-          <w:rPr>
-            <w:rFonts w:ascii="Arial" w:eastAsia="Arial" w:hAnsi="Arial" w:cs="Arial"/>
-            <w:sz w:val="22"/>
-            <w:szCs w:val="22"/>
-          </w:rPr>
-          <w:t>POST /api/work-orders/{id}/complete-recharge — Complete recharge WO, transitions serials to RECHARGED state.</w:t>
-        </w:r>
-      </w:p>
-    </w:ins>
-    <w:ins w:id="33" w:author="Claude" w:date="2026-05-19T00:00:00Z">
-      <w:p>
-        <w:pPr>
-          <w:pStyle w:val="Heading2"/>
-          <w:spacing w:before="180" w:after="100"/>
-          <w:rPr>
-            <w:ins w:id="34" w:author="Claude" w:date="2026-05-19T00:00:00Z"/>
-          </w:rPr>
-        </w:pPr>
-        <w:r>
-          <w:rPr>
-            <w:rFonts w:ascii="Arial" w:eastAsia="Arial" w:hAnsi="Arial" w:cs="Arial"/>
-            <w:b/>
-            <w:bCs/>
-            <w:color w:val="1A6B7B"/>
-            <w:sz w:val="28"/>
-            <w:szCs w:val="28"/>
-          </w:rPr>
-          <w:t>Frontend Components</w:t>
-        </w:r>
-      </w:p>
-    </w:ins>
-    <w:ins w:id="35" w:author="Claude" w:date="2026-05-19T00:00:00Z">
-      <w:p>
-        <w:pPr>
-          <w:spacing w:before="80" w:after="80"/>
-          <w:rPr>
-            <w:ins w:id="36" w:author="Claude" w:date="2026-05-19T00:00:00Z"/>
-          </w:rPr>
-        </w:pPr>
-        <w:r>
-          <w:rPr>
-            <w:rFonts w:ascii="Arial" w:eastAsia="Arial" w:hAnsi="Arial" w:cs="Arial"/>
-            <w:b/>
-            <w:bCs/>
-            <w:sz w:val="22"/>
-            <w:szCs w:val="22"/>
-          </w:rPr>
-          <w:t xml:space="preserve">Bell icon in top navigation bar </w:t>
-        </w:r>
-        <w:r>
-          <w:rPr>
-            <w:rFonts w:ascii="Arial" w:eastAsia="Arial" w:hAnsi="Arial" w:cs="Arial"/>
-            <w:sz w:val="22"/>
-            <w:szCs w:val="22"/>
-          </w:rPr>
-          <w:t>with badge showing count of New alerts (red badge = Critical alerts present, amber = Urgent only).</w:t>
-        </w:r>
-      </w:p>
-    </w:ins>
-    <w:ins w:id="37" w:author="Claude" w:date="2026-05-19T00:00:00Z">
-      <w:p>
-        <w:pPr>
-          <w:spacing w:before="80" w:after="80"/>
-          <w:rPr>
-            <w:ins w:id="38" w:author="Claude" w:date="2026-05-19T00:00:00Z"/>
-          </w:rPr>
-        </w:pPr>
-        <w:r>
-          <w:rPr>
-            <w:rFonts w:ascii="Arial" w:eastAsia="Arial" w:hAnsi="Arial" w:cs="Arial"/>
-            <w:b/>
-            <w:bCs/>
-            <w:sz w:val="22"/>
-            <w:szCs w:val="22"/>
-          </w:rPr>
-          <w:t xml:space="preserve">AlertsPage: </w:t>
-        </w:r>
-        <w:r>
-          <w:rPr>
-            <w:rFonts w:ascii="Arial" w:eastAsia="Arial" w:hAnsi="Arial" w:cs="Arial"/>
-            <w:sz w:val="22"/>
-            <w:szCs w:val="22"/>
-          </w:rPr>
-          <w:t>table of alerts with severity badges, acknowledge button, Run Alert Engine button, filter by severity/type/status, link to serial detail, navigate-to-replenishment for LOW_STOCK alerts.</w:t>
-        </w:r>
-      </w:p>
-    </w:ins>
-    <w:ins w:id="39" w:author="Claude" w:date="2026-05-19T00:00:00Z">
-      <w:p>
-        <w:pPr>
-          <w:spacing w:before="80" w:after="80"/>
-          <w:rPr>
-            <w:ins w:id="40" w:author="Claude" w:date="2026-05-19T00:00:00Z"/>
-          </w:rPr>
-        </w:pPr>
-        <w:r>
-          <w:rPr>
-            <w:rFonts w:ascii="Arial" w:eastAsia="Arial" w:hAnsi="Arial" w:cs="Arial"/>
-            <w:b/>
-            <w:bCs/>
-            <w:sz w:val="22"/>
-            <w:szCs w:val="22"/>
-          </w:rPr>
-          <w:t xml:space="preserve">Admin → Alert Rules tab: </w:t>
-        </w:r>
-        <w:r>
-          <w:rPr>
-            <w:rFonts w:ascii="Arial" w:eastAsia="Arial" w:hAnsi="Arial" w:cs="Arial"/>
-            <w:sz w:val="22"/>
-            <w:szCs w:val="22"/>
-          </w:rPr>
-          <w:t>enable/disable each rule, configure threshold days for TRANSIT_DELAY and WARRANTY_EXPIRY.</w:t>
-        </w:r>
-      </w:p>
-    </w:ins>
-    <w:ins w:id="41" w:author="Claude" w:date="2026-05-19T00:00:00Z">
-      <w:p>
-        <w:pPr>
-          <w:spacing w:before="80" w:after="80"/>
-          <w:rPr>
-            <w:ins w:id="42" w:author="Claude" w:date="2026-05-19T00:00:00Z"/>
-          </w:rPr>
-        </w:pPr>
-        <w:r>
-          <w:rPr>
-            <w:rFonts w:ascii="Arial" w:eastAsia="Arial" w:hAnsi="Arial" w:cs="Arial"/>
-            <w:b/>
-            <w:bCs/>
-            <w:sz w:val="22"/>
-            <w:szCs w:val="22"/>
-          </w:rPr>
-          <w:t xml:space="preserve">Products admin form: </w:t>
-        </w:r>
-        <w:r>
-          <w:rPr>
-            <w:rFonts w:ascii="Arial" w:eastAsia="Arial" w:hAnsi="Arial" w:cs="Arial"/>
-            <w:sz w:val="22"/>
-            <w:szCs w:val="22"/>
-          </w:rPr>
-          <w:t>added Battery Life (days), Warranty (days), Max Repair (days) fields.</w:t>
-        </w:r>
-      </w:p>
-    </w:ins>
-    <w:ins w:id="43" w:author="Claude" w:date="2026-05-19T00:00:00Z">
-      <w:p>
-        <w:pPr>
-          <w:spacing w:before="80" w:after="80"/>
-          <w:rPr>
-            <w:ins w:id="44" w:author="Claude" w:date="2026-05-19T00:00:00Z"/>
-          </w:rPr>
-        </w:pPr>
-        <w:r>
-          <w:rPr>
-            <w:rFonts w:ascii="Arial" w:eastAsia="Arial" w:hAnsi="Arial" w:cs="Arial"/>
-            <w:b/>
-            <w:bCs/>
-            <w:sz w:val="22"/>
-            <w:szCs w:val="22"/>
-          </w:rPr>
-          <w:t xml:space="preserve">WorkOrdersPage: </w:t>
-        </w:r>
-        <w:r>
-          <w:rPr>
-            <w:rFonts w:ascii="Arial" w:eastAsia="Arial" w:hAnsi="Arial" w:cs="Arial"/>
-            <w:sz w:val="22"/>
-            <w:szCs w:val="22"/>
-          </w:rPr>
-          <w:t>“+ Recharge WO” button opens location-picker modal to create recharge work orders.</w:t>
-        </w:r>
-      </w:p>
-    </w:ins>
-    <w:ins w:id="45" w:author="Claude" w:date="2026-05-19T00:00:00Z">
-      <w:p>
-        <w:pPr>
-          <w:spacing w:before="80" w:after="80"/>
-          <w:rPr>
-            <w:ins w:id="46" w:author="Claude" w:date="2026-05-19T00:00:00Z"/>
-          </w:rPr>
-        </w:pPr>
-        <w:r>
-          <w:rPr>
-            <w:rFonts w:ascii="Arial" w:eastAsia="Arial" w:hAnsi="Arial" w:cs="Arial"/>
-            <w:b/>
-            <w:bCs/>
-            <w:sz w:val="22"/>
-            <w:szCs w:val="22"/>
-          </w:rPr>
-          <w:t xml:space="preserve">WorkOrderDetailPage: </w:t>
-        </w:r>
-        <w:r>
-          <w:rPr>
-            <w:rFonts w:ascii="Arial" w:eastAsia="Arial" w:hAnsi="Arial" w:cs="Arial"/>
-            <w:sz w:val="22"/>
-            <w:szCs w:val="22"/>
-          </w:rPr>
-          <w:t>Recharge WO type shows simplified terminal list; Complete button transitions all serials to RECHARGED state.</w:t>
-        </w:r>
-      </w:p>
-    </w:ins>
-    <w:ins w:id="47" w:author="Claude" w:date="2026-05-19T00:00:00Z">
-      <w:p>
-        <w:pPr>
-          <w:pStyle w:val="Heading2"/>
-          <w:spacing w:before="180" w:after="100"/>
-          <w:rPr>
-            <w:ins w:id="48" w:author="Claude" w:date="2026-05-19T00:00:00Z"/>
-          </w:rPr>
-        </w:pPr>
-        <w:r>
-          <w:rPr>
-            <w:rFonts w:ascii="Arial" w:eastAsia="Arial" w:hAnsi="Arial" w:cs="Arial"/>
-            <w:b/>
-            <w:bCs/>
-            <w:color w:val="1A6B7B"/>
-            <w:sz w:val="28"/>
-            <w:szCs w:val="28"/>
-          </w:rPr>
-          <w:t>Migration</w:t>
-        </w:r>
-      </w:p>
-    </w:ins>
-    <w:ins w:id="49" w:author="Claude" w:date="2026-05-19T00:00:00Z">
-      <w:p>
-        <w:pPr>
-          <w:spacing w:before="80" w:after="80"/>
-          <w:rPr>
-            <w:ins w:id="50" w:author="Claude" w:date="2026-05-19T00:00:00Z"/>
-          </w:rPr>
-        </w:pPr>
-        <w:r>
-          <w:rPr>
-            <w:rFonts w:ascii="Arial" w:eastAsia="Arial" w:hAnsi="Arial" w:cs="Arial"/>
-            <w:b/>
-            <w:bCs/>
-            <w:sz w:val="22"/>
-            <w:szCs w:val="22"/>
-          </w:rPr>
-          <w:t xml:space="preserve">migrate_v21.py — </w:t>
-        </w:r>
-        <w:r>
-          <w:rPr>
-            <w:rFonts w:ascii="Arial" w:eastAsia="Arial" w:hAnsi="Arial" w:cs="Arial"/>
-            <w:sz w:val="22"/>
-            <w:szCs w:val="22"/>
-          </w:rPr>
-          <w:t>adds product alert fields, recreates work_orders table (outbound_order_id nullable), adds RECHARGED state, creates alert_rules/alerts tables with default rules seeded.</w:t>
-        </w:r>
-      </w:p>
-    </w:ins>
+    <w:p>
+      <w:pPr>
+        <w:pStyle w:val="Heading1"/>
+        <w:spacing w:before="240" w:after="120"/>
+        <w:rPr>
+          <w:ins w:id="2" w:author="Claude" w:date="2026-05-19T00:00:00Z"/>
+        </w:rPr>
+      </w:pPr>
+      <w:r>
+        <w:rPr>
+          <w:rFonts w:ascii="Arial" w:eastAsia="Arial" w:hAnsi="Arial" w:cs="Arial"/>
+          <w:b/>
+          <w:bCs/>
+          <w:color w:val="1A6B7B"/>
+        </w:rPr>
+        <w:lastRenderedPageBreak/>
+        <w:t>17A. PHASE 2K — ALERTING FRAMEWORK</w:t>
+      </w:r>
+    </w:p>
+    <w:p>
+      <w:pPr>
+        <w:spacing w:before="80" w:after="80"/>
+        <w:rPr>
+          <w:ins w:id="3" w:author="Claude" w:date="2026-05-19T00:00:00Z"/>
+        </w:rPr>
+      </w:pPr>
+      <w:r>
+        <w:rPr>
+          <w:rFonts w:ascii="Arial" w:eastAsia="Arial" w:hAnsi="Arial" w:cs="Arial"/>
+          <w:sz w:val="22"/>
+          <w:szCs w:val="22"/>
+        </w:rPr>
+        <w:t>Overview: A rule-based alert engine that evaluates conditions across inventory, orders, and terminals, generating alerts visible in a dedicated Alerts page and via a bell icon badge in the top navigation bar.</w:t>
+      </w:r>
+    </w:p>
+    <w:p>
+      <w:pPr>
+        <w:pStyle w:val="Heading2"/>
+        <w:spacing w:before="180" w:after="100"/>
+        <w:rPr>
+          <w:ins w:id="4" w:author="Claude" w:date="2026-05-19T00:00:00Z"/>
+        </w:rPr>
+      </w:pPr>
+      <w:r>
+        <w:rPr>
+          <w:rFonts w:ascii="Arial" w:eastAsia="Arial" w:hAnsi="Arial" w:cs="Arial"/>
+          <w:b/>
+          <w:bCs/>
+          <w:color w:val="1A6B7B"/>
+          <w:sz w:val="28"/>
+          <w:szCs w:val="28"/>
+        </w:rPr>
+        <w:t>Data Model Changes</w:t>
+      </w:r>
+    </w:p>
+    <w:p>
+      <w:pPr>
+        <w:spacing w:before="80" w:after="80"/>
+        <w:rPr>
+          <w:ins w:id="5" w:author="Claude" w:date="2026-05-19T00:00:00Z"/>
+        </w:rPr>
+      </w:pPr>
+      <w:r>
+        <w:rPr>
+          <w:rFonts w:ascii="Arial" w:eastAsia="Arial" w:hAnsi="Arial" w:cs="Arial"/>
+          <w:b/>
+          <w:bCs/>
+          <w:sz w:val="22"/>
+          <w:szCs w:val="22"/>
+        </w:rPr>
+        <w:t xml:space="preserve">Product master: </w:t>
+      </w:r>
+      <w:r>
+        <w:rPr>
+          <w:rFonts w:ascii="Arial" w:eastAsia="Arial" w:hAnsi="Arial" w:cs="Arial"/>
+          <w:sz w:val="22"/>
+          <w:szCs w:val="22"/>
+        </w:rPr>
+        <w:t>new fields battery_life_days (INTEGER), warranty_days (INTEGER), repair_max_days (INTEGER).</w:t>
+      </w:r>
+    </w:p>
+    <w:p>
+      <w:pPr>
+        <w:spacing w:before="80" w:after="80"/>
+        <w:rPr>
+          <w:ins w:id="6" w:author="Claude" w:date="2026-05-19T00:00:00Z"/>
+        </w:rPr>
+      </w:pPr>
+      <w:r>
+        <w:rPr>
+          <w:rFonts w:ascii="Arial" w:eastAsia="Arial" w:hAnsi="Arial" w:cs="Arial"/>
+          <w:b/>
+          <w:bCs/>
+          <w:sz w:val="22"/>
+          <w:szCs w:val="22"/>
+        </w:rPr>
+        <w:t xml:space="preserve">New terminal state: </w:t>
+      </w:r>
+      <w:r>
+        <w:rPr>
+          <w:rFonts w:ascii="Arial" w:eastAsia="Arial" w:hAnsi="Arial" w:cs="Arial"/>
+          <w:sz w:val="22"/>
+          <w:szCs w:val="22"/>
+        </w:rPr>
+        <w:t>RECHARGED — battery recharged and ready for use.</w:t>
+      </w:r>
+    </w:p>
+    <w:p>
+      <w:pPr>
+        <w:spacing w:before="80" w:after="80"/>
+        <w:rPr>
+          <w:ins w:id="7" w:author="Claude" w:date="2026-05-19T00:00:00Z"/>
+        </w:rPr>
+      </w:pPr>
+      <w:r>
+        <w:rPr>
+          <w:rFonts w:ascii="Arial" w:eastAsia="Arial" w:hAnsi="Arial" w:cs="Arial"/>
+          <w:b/>
+          <w:bCs/>
+          <w:sz w:val="22"/>
+          <w:szCs w:val="22"/>
+        </w:rPr>
+        <w:t xml:space="preserve">New table alert_rules: </w:t>
+      </w:r>
+      <w:r>
+        <w:rPr>
+          <w:rFonts w:ascii="Arial" w:eastAsia="Arial" w:hAnsi="Arial" w:cs="Arial"/>
+          <w:sz w:val="22"/>
+          <w:szCs w:val="22"/>
+        </w:rPr>
+        <w:t>id, rule_code (UNIQUE), name, description, enabled, threshold_urgent_days, threshold_critical_days.</w:t>
+      </w:r>
+    </w:p>
+    <w:p>
+      <w:pPr>
+        <w:spacing w:before="80" w:after="80"/>
+        <w:rPr>
+          <w:ins w:id="8" w:author="Claude" w:date="2026-05-19T00:00:00Z"/>
+        </w:rPr>
+      </w:pPr>
+      <w:r>
+        <w:rPr>
+          <w:rFonts w:ascii="Arial" w:eastAsia="Arial" w:hAnsi="Arial" w:cs="Arial"/>
+          <w:b/>
+          <w:bCs/>
+          <w:sz w:val="22"/>
+          <w:szCs w:val="22"/>
+        </w:rPr>
+        <w:t xml:space="preserve">New table alerts: </w:t>
+      </w:r>
+      <w:r>
+        <w:rPr>
+          <w:rFonts w:ascii="Arial" w:eastAsia="Arial" w:hAnsi="Arial" w:cs="Arial"/>
+          <w:sz w:val="22"/>
+          <w:szCs w:val="22"/>
+        </w:rPr>
+        <w:t>id, rule_id (FK), severity (Normal/Urgent/Critical), status (New/Acknowledged), serial_id, product_id, location_id, reference_id, reference_type, message, days_overdue, acknowledged_by_user_id, acknowledged_at.</w:t>
+      </w:r>
+    </w:p>
+    <w:p>
+      <w:pPr>
+        <w:pStyle w:val="Heading2"/>
+        <w:spacing w:before="180" w:after="100"/>
+        <w:rPr>
+          <w:ins w:id="9" w:author="Claude" w:date="2026-05-19T00:00:00Z"/>
+        </w:rPr>
+      </w:pPr>
+      <w:r>
+        <w:rPr>
+          <w:rFonts w:ascii="Arial" w:eastAsia="Arial" w:hAnsi="Arial" w:cs="Arial"/>
+          <w:b/>
+          <w:bCs/>
+          <w:color w:val="1A6B7B"/>
+          <w:sz w:val="28"/>
+          <w:szCs w:val="28"/>
+        </w:rPr>
+        <w:t>Alert Types (6 Rules)</w:t>
+      </w:r>
+    </w:p>
+    <w:p>
+      <w:pPr>
+        <w:spacing w:before="80" w:after="80"/>
+        <w:rPr>
+          <w:ins w:id="10" w:author="Claude" w:date="2026-05-19T00:00:00Z"/>
+        </w:rPr>
+      </w:pPr>
+      <w:r>
+        <w:rPr>
+          <w:rFonts w:ascii="Arial" w:eastAsia="Arial" w:hAnsi="Arial" w:cs="Arial"/>
+          <w:b/>
+          <w:bCs/>
+          <w:sz w:val="22"/>
+          <w:szCs w:val="22"/>
+        </w:rPr>
+        <w:t xml:space="preserve">1. RETURN_RECEIVED — </w:t>
+      </w:r>
+      <w:r>
+        <w:rPr>
+          <w:rFonts w:ascii="Arial" w:eastAsia="Arial" w:hAnsi="Arial" w:cs="Arial"/>
+          <w:sz w:val="22"/>
+          <w:szCs w:val="22"/>
+        </w:rPr>
+        <w:t>Triggers for every return order in Open or Received status awaiting warehouse processing. Severity: Urgent.</w:t>
+      </w:r>
+    </w:p>
+    <w:p>
+      <w:pPr>
+        <w:spacing w:before="80" w:after="80"/>
+        <w:rPr>
+          <w:ins w:id="11" w:author="Claude" w:date="2026-05-19T00:00:00Z"/>
+        </w:rPr>
+      </w:pPr>
+      <w:r>
+        <w:rPr>
+          <w:rFonts w:ascii="Arial" w:eastAsia="Arial" w:hAnsi="Arial" w:cs="Arial"/>
+          <w:b/>
+          <w:bCs/>
+          <w:sz w:val="22"/>
+          <w:szCs w:val="22"/>
+        </w:rPr>
+        <w:t xml:space="preserve">2. REPAIR_OVERDUE — </w:t>
+      </w:r>
+      <w:r>
+        <w:rPr>
+          <w:rFonts w:ascii="Arial" w:eastAsia="Arial" w:hAnsi="Arial" w:cs="Arial"/>
+          <w:sz w:val="22"/>
+          <w:szCs w:val="22"/>
+        </w:rPr>
+        <w:t>Triggers when a terminal has been in IN_REPAIR state longer than the product’s repair_max_days. Severity: Urgent (&lt;7d overdue), Critical (≥7d overdue).</w:t>
+      </w:r>
+    </w:p>
+    <w:p>
+      <w:pPr>
+        <w:spacing w:before="80" w:after="80"/>
+        <w:rPr>
+          <w:ins w:id="12" w:author="Claude" w:date="2026-05-19T00:00:00Z"/>
+        </w:rPr>
+      </w:pPr>
+      <w:r>
+        <w:rPr>
+          <w:rFonts w:ascii="Arial" w:eastAsia="Arial" w:hAnsi="Arial" w:cs="Arial"/>
+          <w:b/>
+          <w:bCs/>
+          <w:sz w:val="22"/>
+          <w:szCs w:val="22"/>
+        </w:rPr>
+        <w:t xml:space="preserve">3. TRANSIT_DELAY — </w:t>
+      </w:r>
+      <w:r>
+        <w:rPr>
+          <w:rFonts w:ascii="Arial" w:eastAsia="Arial" w:hAnsi="Arial" w:cs="Arial"/>
+          <w:sz w:val="22"/>
+          <w:szCs w:val="22"/>
+        </w:rPr>
+        <w:t>Triggers when an in-transit terminal (any TRANSIT_ or EXPECTING state) exceeds the expected lead time from transit_time_lanes or fallback. Configurable thresholds: threshold_urgent_days (default 1), threshold_critical_days (default 2).</w:t>
+      </w:r>
+    </w:p>
+    <w:p>
+      <w:pPr>
+        <w:spacing w:before="80" w:after="80"/>
+        <w:rPr>
+          <w:ins w:id="13" w:author="Claude" w:date="2026-05-19T00:00:00Z"/>
+        </w:rPr>
+      </w:pPr>
+      <w:r>
+        <w:rPr>
+          <w:rFonts w:ascii="Arial" w:eastAsia="Arial" w:hAnsi="Arial" w:cs="Arial"/>
+          <w:b/>
+          <w:bCs/>
+          <w:sz w:val="22"/>
+          <w:szCs w:val="22"/>
+        </w:rPr>
+        <w:t xml:space="preserve">4. LOW_STOCK — </w:t>
+      </w:r>
+      <w:r>
+        <w:rPr>
+          <w:rFonts w:ascii="Arial" w:eastAsia="Arial" w:hAnsi="Arial" w:cs="Arial"/>
+          <w:sz w:val="22"/>
+          <w:szCs w:val="22"/>
+        </w:rPr>
+        <w:t>Triggers when stock at a location falls below the safety stock reorder_point. Severity: Urgent (below reorder_point), Critical (at or below min_qty). Navigates to Replenishment Planner.</w:t>
+      </w:r>
+    </w:p>
+    <w:p>
+      <w:pPr>
+        <w:spacing w:before="80" w:after="80"/>
+        <w:rPr>
+          <w:ins w:id="14" w:author="Claude" w:date="2026-05-19T00:00:00Z"/>
+        </w:rPr>
+      </w:pPr>
+      <w:r>
+        <w:rPr>
+          <w:rFonts w:ascii="Arial" w:eastAsia="Arial" w:hAnsi="Arial" w:cs="Arial"/>
+          <w:b/>
+          <w:bCs/>
+          <w:sz w:val="22"/>
+          <w:szCs w:val="22"/>
+        </w:rPr>
+        <w:t xml:space="preserve">5. BATTERY_AGING — </w:t>
+      </w:r>
+      <w:r>
+        <w:rPr>
+          <w:rFonts w:ascii="Arial" w:eastAsia="Arial" w:hAnsi="Arial" w:cs="Arial"/>
+          <w:sz w:val="22"/>
+          <w:szCs w:val="22"/>
+        </w:rPr>
+        <w:t>Triggers based on days since last RECHARGED or QUARANTINE state vs product.battery_life_days. Severity: Normal (7–0 days remaining), Urgent (0 to –3 days = expired, auto-flag for recharge), Critical (&gt;3 days expired). Recharge Work Order created via Warehouse Tasks.</w:t>
+      </w:r>
+    </w:p>
+    <w:p>
+      <w:pPr>
+        <w:spacing w:before="80" w:after="80"/>
+        <w:rPr>
+          <w:ins w:id="15" w:author="Claude" w:date="2026-05-19T00:00:00Z"/>
+        </w:rPr>
+      </w:pPr>
+      <w:r>
+        <w:rPr>
+          <w:rFonts w:ascii="Arial" w:eastAsia="Arial" w:hAnsi="Arial" w:cs="Arial"/>
+          <w:b/>
+          <w:bCs/>
+          <w:sz w:val="22"/>
+          <w:szCs w:val="22"/>
+        </w:rPr>
+        <w:t xml:space="preserve">6. WARRANTY_EXPIRY — </w:t>
+      </w:r>
+      <w:r>
+        <w:rPr>
+          <w:rFonts w:ascii="Arial" w:eastAsia="Arial" w:hAnsi="Arial" w:cs="Arial"/>
+          <w:sz w:val="22"/>
+          <w:szCs w:val="22"/>
+        </w:rPr>
+        <w:t>Triggers based on days since first RECEIVED state on SO/RN/RP order vs product.warranty_days. Configurable threshold_urgent_days (default 30 days before expiry). Severity: Urgent (within threshold), Critical (expired).</w:t>
+      </w:r>
+    </w:p>
+    <w:p>
+      <w:pPr>
+        <w:pStyle w:val="Heading2"/>
+        <w:spacing w:before="180" w:after="100"/>
+        <w:rPr>
+          <w:ins w:id="16" w:author="Claude" w:date="2026-05-19T00:00:00Z"/>
+        </w:rPr>
+      </w:pPr>
+      <w:r>
+        <w:rPr>
+          <w:rFonts w:ascii="Arial" w:eastAsia="Arial" w:hAnsi="Arial" w:cs="Arial"/>
+          <w:b/>
+          <w:bCs/>
+          <w:color w:val="1A6B7B"/>
+          <w:sz w:val="28"/>
+          <w:szCs w:val="28"/>
+        </w:rPr>
+        <w:t>Backend Endpoints</w:t>
+      </w:r>
+    </w:p>
+    <w:p>
+      <w:pPr>
+        <w:spacing w:before="80" w:after="80"/>
+        <w:rPr>
+          <w:ins w:id="17" w:author="Claude" w:date="2026-05-19T00:00:00Z"/>
+        </w:rPr>
+      </w:pPr>
+      <w:r>
+        <w:rPr>
+          <w:rFonts w:ascii="Arial" w:eastAsia="Arial" w:hAnsi="Arial" w:cs="Arial"/>
+          <w:sz w:val="22"/>
+          <w:szCs w:val="22"/>
+        </w:rPr>
+        <w:t>POST /api/alerts/run — Evaluates all enabled rules, clears and regenerates alerts. GET /api/alerts — List alerts with filters (status, severity, rule_code). GET /api/alerts/summary — Counts of New alerts by severity (for bell icon). POST /api/alerts/{id}/acknowledge — Mark alert as Acknowledged. GET /api/alerts/rules — List all alert rules with configuration. PUT /api/alerts/rules/{id} — Update rule (enabled, thresholds). POST /api/work-orders/recharge — Create a Recharge Work Order for batteries at a locat</w:t>
+      </w:r>
+      <w:r>
+        <w:rPr>
+          <w:rFonts w:ascii="Arial" w:eastAsia="Arial" w:hAnsi="Arial" w:cs="Arial"/>
+          <w:sz w:val="22"/>
+          <w:szCs w:val="22"/>
+        </w:rPr>
+        <w:t>ion. POST /api/work-orders/{id}/complete-recharge — Complete recharge WO, transitions serials to RECHARGED state.</w:t>
+      </w:r>
+    </w:p>
+    <w:p>
+      <w:pPr>
+        <w:pStyle w:val="Heading2"/>
+        <w:spacing w:before="180" w:after="100"/>
+        <w:rPr>
+          <w:ins w:id="18" w:author="Claude" w:date="2026-05-19T00:00:00Z"/>
+        </w:rPr>
+      </w:pPr>
+      <w:r>
+        <w:rPr>
+          <w:rFonts w:ascii="Arial" w:eastAsia="Arial" w:hAnsi="Arial" w:cs="Arial"/>
+          <w:b/>
+          <w:bCs/>
+          <w:color w:val="1A6B7B"/>
+          <w:sz w:val="28"/>
+          <w:szCs w:val="28"/>
+        </w:rPr>
+        <w:t>Frontend Components</w:t>
+      </w:r>
+    </w:p>
+    <w:p>
+      <w:pPr>
+        <w:spacing w:before="80" w:after="80"/>
+        <w:rPr>
+          <w:ins w:id="19" w:author="Claude" w:date="2026-05-19T00:00:00Z"/>
+        </w:rPr>
+      </w:pPr>
+      <w:r>
+        <w:rPr>
+          <w:rFonts w:ascii="Arial" w:eastAsia="Arial" w:hAnsi="Arial" w:cs="Arial"/>
+          <w:b/>
+          <w:bCs/>
+          <w:sz w:val="22"/>
+          <w:szCs w:val="22"/>
+        </w:rPr>
+        <w:t xml:space="preserve">Bell icon in top navigation bar </w:t>
+      </w:r>
+      <w:r>
+        <w:rPr>
+          <w:rFonts w:ascii="Arial" w:eastAsia="Arial" w:hAnsi="Arial" w:cs="Arial"/>
+          <w:sz w:val="22"/>
+          <w:szCs w:val="22"/>
+        </w:rPr>
+        <w:t>with badge showing count of New alerts (red badge = Critical alerts present, amber = Urgent only).</w:t>
+      </w:r>
+    </w:p>
+    <w:p>
+      <w:pPr>
+        <w:spacing w:before="80" w:after="80"/>
+        <w:rPr>
+          <w:ins w:id="20" w:author="Claude" w:date="2026-05-19T00:00:00Z"/>
+        </w:rPr>
+      </w:pPr>
+      <w:r>
+        <w:rPr>
+          <w:rFonts w:ascii="Arial" w:eastAsia="Arial" w:hAnsi="Arial" w:cs="Arial"/>
+          <w:b/>
+          <w:bCs/>
+          <w:sz w:val="22"/>
+          <w:szCs w:val="22"/>
+        </w:rPr>
+        <w:lastRenderedPageBreak/>
+        <w:t xml:space="preserve">AlertsPage: </w:t>
+      </w:r>
+      <w:r>
+        <w:rPr>
+          <w:rFonts w:ascii="Arial" w:eastAsia="Arial" w:hAnsi="Arial" w:cs="Arial"/>
+          <w:sz w:val="22"/>
+          <w:szCs w:val="22"/>
+        </w:rPr>
+        <w:t>table of alerts with severity badges, acknowledge button, Run Alert Engine button, filter by severity/type/status, link to serial detail, navigate-to-replenishment for LOW_STOCK alerts.</w:t>
+      </w:r>
+    </w:p>
+    <w:p>
+      <w:pPr>
+        <w:spacing w:before="80" w:after="80"/>
+        <w:rPr>
+          <w:ins w:id="21" w:author="Claude" w:date="2026-05-19T00:00:00Z"/>
+        </w:rPr>
+      </w:pPr>
+      <w:r>
+        <w:rPr>
+          <w:rFonts w:ascii="Arial" w:eastAsia="Arial" w:hAnsi="Arial" w:cs="Arial"/>
+          <w:b/>
+          <w:bCs/>
+          <w:sz w:val="22"/>
+          <w:szCs w:val="22"/>
+        </w:rPr>
+        <w:t xml:space="preserve">Admin → Alert Rules tab: </w:t>
+      </w:r>
+      <w:r>
+        <w:rPr>
+          <w:rFonts w:ascii="Arial" w:eastAsia="Arial" w:hAnsi="Arial" w:cs="Arial"/>
+          <w:sz w:val="22"/>
+          <w:szCs w:val="22"/>
+        </w:rPr>
+        <w:t>enable/disable each rule, configure threshold days for TRANSIT_DELAY and WARRANTY_EXPIRY.</w:t>
+      </w:r>
+    </w:p>
+    <w:p>
+      <w:pPr>
+        <w:spacing w:before="80" w:after="80"/>
+        <w:rPr>
+          <w:ins w:id="22" w:author="Claude" w:date="2026-05-19T00:00:00Z"/>
+        </w:rPr>
+      </w:pPr>
+      <w:r>
+        <w:rPr>
+          <w:rFonts w:ascii="Arial" w:eastAsia="Arial" w:hAnsi="Arial" w:cs="Arial"/>
+          <w:b/>
+          <w:bCs/>
+          <w:sz w:val="22"/>
+          <w:szCs w:val="22"/>
+        </w:rPr>
+        <w:t xml:space="preserve">Products admin form: </w:t>
+      </w:r>
+      <w:r>
+        <w:rPr>
+          <w:rFonts w:ascii="Arial" w:eastAsia="Arial" w:hAnsi="Arial" w:cs="Arial"/>
+          <w:sz w:val="22"/>
+          <w:szCs w:val="22"/>
+        </w:rPr>
+        <w:t>added Battery Life (days), Warranty (days), Max Repair (days) fields.</w:t>
+      </w:r>
+    </w:p>
+    <w:p>
+      <w:pPr>
+        <w:spacing w:before="80" w:after="80"/>
+        <w:rPr>
+          <w:ins w:id="23" w:author="Claude" w:date="2026-05-19T00:00:00Z"/>
+        </w:rPr>
+      </w:pPr>
+      <w:r>
+        <w:rPr>
+          <w:rFonts w:ascii="Arial" w:eastAsia="Arial" w:hAnsi="Arial" w:cs="Arial"/>
+          <w:b/>
+          <w:bCs/>
+          <w:sz w:val="22"/>
+          <w:szCs w:val="22"/>
+        </w:rPr>
+        <w:t xml:space="preserve">WorkOrdersPage: </w:t>
+      </w:r>
+      <w:r>
+        <w:rPr>
+          <w:rFonts w:ascii="Arial" w:eastAsia="Arial" w:hAnsi="Arial" w:cs="Arial"/>
+          <w:sz w:val="22"/>
+          <w:szCs w:val="22"/>
+        </w:rPr>
+        <w:t>“+ Recharge WO” button opens location-picker modal to create recharge work orders.</w:t>
+      </w:r>
+    </w:p>
+    <w:p>
+      <w:pPr>
+        <w:spacing w:before="80" w:after="80"/>
+        <w:rPr>
+          <w:ins w:id="24" w:author="Claude" w:date="2026-05-19T00:00:00Z"/>
+        </w:rPr>
+      </w:pPr>
+      <w:r>
+        <w:rPr>
+          <w:rFonts w:ascii="Arial" w:eastAsia="Arial" w:hAnsi="Arial" w:cs="Arial"/>
+          <w:b/>
+          <w:bCs/>
+          <w:sz w:val="22"/>
+          <w:szCs w:val="22"/>
+        </w:rPr>
+        <w:t xml:space="preserve">WorkOrderDetailPage: </w:t>
+      </w:r>
+      <w:r>
+        <w:rPr>
+          <w:rFonts w:ascii="Arial" w:eastAsia="Arial" w:hAnsi="Arial" w:cs="Arial"/>
+          <w:sz w:val="22"/>
+          <w:szCs w:val="22"/>
+        </w:rPr>
+        <w:t>Recharge WO type shows simplified terminal list; Complete button transitions all serials to RECHARGED state.</w:t>
+      </w:r>
+    </w:p>
+    <w:p>
+      <w:pPr>
+        <w:pStyle w:val="Heading2"/>
+        <w:spacing w:before="180" w:after="100"/>
+        <w:rPr>
+          <w:ins w:id="25" w:author="Claude" w:date="2026-05-19T00:00:00Z"/>
+        </w:rPr>
+      </w:pPr>
+      <w:r>
+        <w:rPr>
+          <w:rFonts w:ascii="Arial" w:eastAsia="Arial" w:hAnsi="Arial" w:cs="Arial"/>
+          <w:b/>
+          <w:bCs/>
+          <w:color w:val="1A6B7B"/>
+          <w:sz w:val="28"/>
+          <w:szCs w:val="28"/>
+        </w:rPr>
+        <w:t>Migration</w:t>
+      </w:r>
+    </w:p>
+    <w:p>
+      <w:pPr>
+        <w:spacing w:before="80" w:after="80"/>
+        <w:rPr>
+          <w:ins w:id="26" w:author="Claude" w:date="2026-05-19T00:00:00Z"/>
+        </w:rPr>
+      </w:pPr>
+      <w:r>
+        <w:rPr>
+          <w:rFonts w:ascii="Arial" w:eastAsia="Arial" w:hAnsi="Arial" w:cs="Arial"/>
+          <w:b/>
+          <w:bCs/>
+          <w:sz w:val="22"/>
+          <w:szCs w:val="22"/>
+        </w:rPr>
+        <w:t xml:space="preserve">migrate_v21.py — </w:t>
+      </w:r>
+      <w:r>
+        <w:rPr>
+          <w:rFonts w:ascii="Arial" w:eastAsia="Arial" w:hAnsi="Arial" w:cs="Arial"/>
+          <w:sz w:val="22"/>
+          <w:szCs w:val="22"/>
+        </w:rPr>
+        <w:t>adds product alert fields, recreates work_orders table (outbound_order_id nullable), adds RECHARGED state, creates alert_rules/alerts tables with default rules seeded.</w:t>
+      </w:r>
+    </w:p>
     <w:p>
       <w:pPr>
         <w:pStyle w:val="Heading1"/>
@@ -15546,7 +15737,6 @@
           <w:bCs/>
           <w:color w:val="1A6B7B"/>
         </w:rPr>
-        <w:lastRenderedPageBreak/>
         <w:t>18. OPEN ITEMS</w:t>
       </w:r>
     </w:p>
@@ -16535,6 +16725,7 @@
                 <w:sz w:val="22"/>
                 <w:szCs w:val="22"/>
               </w:rPr>
+              <w:lastRenderedPageBreak/>
               <w:t>8</w:t>
             </w:r>
           </w:p>
@@ -16940,37 +17131,34 @@
                 <w:sz w:val="22"/>
                 <w:szCs w:val="22"/>
               </w:rPr>
-              <w:t xml:space="preserve">ICCID, IMEI 1/2, EID, MAC addresses, Lot </w:t>
-              <w:lastRenderedPageBreak/>
-              <w:t>Number, Key ID, Terminal Type all added. From Terminals_receiving-Sample.xls.</w:t>
-            </w:r>
-          </w:p>
-        </w:tc>
-        <w:tc>
-          <w:tcPr>
-            <w:tcW w:w="2500" w:type="dxa"/>
-            <w:tcBorders>
-              <w:top w:val="single" w:sz="6" w:space="0" w:color="000000"/>
-              <w:left w:val="single" w:sz="6" w:space="0" w:color="000000"/>
-              <w:bottom w:val="single" w:sz="6" w:space="0" w:color="000000"/>
-              <w:right w:val="single" w:sz="6" w:space="0" w:color="000000"/>
-            </w:tcBorders>
-            <w:tcMar>
-              <w:top w:w="80" w:type="dxa"/>
-              <w:left w:w="120" w:type="dxa"/>
-              <w:bottom w:w="80" w:type="dxa"/>
-              <w:right w:w="120" w:type="dxa"/>
-            </w:tcMar>
-            <w:vAlign w:val="center"/>
-          </w:tcPr>
-          <w:p>
-            <w:r>
-              <w:rPr>
-                <w:rFonts w:ascii="Arial" w:eastAsia="Arial" w:hAnsi="Arial" w:cs="Arial"/>
-                <w:sz w:val="22"/>
-                <w:szCs w:val="22"/>
-              </w:rPr>
-              <w:lastRenderedPageBreak/>
+              <w:t>ICCID, IMEI 1/2, EID, MAC addresses, Lot Number, Key ID, Terminal Type all added. From Terminals_receiving-Sample.xls.</w:t>
+            </w:r>
+          </w:p>
+        </w:tc>
+        <w:tc>
+          <w:tcPr>
+            <w:tcW w:w="2500" w:type="dxa"/>
+            <w:tcBorders>
+              <w:top w:val="single" w:sz="6" w:space="0" w:color="000000"/>
+              <w:left w:val="single" w:sz="6" w:space="0" w:color="000000"/>
+              <w:bottom w:val="single" w:sz="6" w:space="0" w:color="000000"/>
+              <w:right w:val="single" w:sz="6" w:space="0" w:color="000000"/>
+            </w:tcBorders>
+            <w:tcMar>
+              <w:top w:w="80" w:type="dxa"/>
+              <w:left w:w="120" w:type="dxa"/>
+              <w:bottom w:w="80" w:type="dxa"/>
+              <w:right w:w="120" w:type="dxa"/>
+            </w:tcMar>
+            <w:vAlign w:val="center"/>
+          </w:tcPr>
+          <w:p>
+            <w:r>
+              <w:rPr>
+                <w:rFonts w:ascii="Arial" w:eastAsia="Arial" w:hAnsi="Arial" w:cs="Arial"/>
+                <w:sz w:val="22"/>
+                <w:szCs w:val="22"/>
+              </w:rPr>
               <w:t>Accepted</w:t>
             </w:r>
           </w:p>
@@ -17112,6 +17300,86 @@
         </w:rPr>
         <w:t>---</w:t>
       </w:r>
+    </w:p>
+    <w:p>
+      <w:pPr>
+        <w:pStyle w:val="Heading2"/>
+        <w:spacing w:before="180" w:after="100"/>
+        <w:rPr>
+          <w:ins w:id="27" w:author="Claude" w:date="2026-05-19T00:00:00Z"/>
+        </w:rPr>
+      </w:pPr>
+      <w:ins w:id="28" w:author="Claude" w:date="2026-05-19T00:00:00Z">
+        <w:r>
+          <w:rPr>
+            <w:rFonts w:ascii="Arial" w:eastAsia="Arial" w:hAnsi="Arial" w:cs="Arial"/>
+            <w:b/>
+            <w:bCs/>
+            <w:color w:val="1A6B7B"/>
+            <w:sz w:val="28"/>
+            <w:szCs w:val="28"/>
+          </w:rPr>
+          <w:t>17.3 Release 2 — Completion Status</w:t>
+        </w:r>
+      </w:ins>
+    </w:p>
+    <w:p>
+      <w:pPr>
+        <w:spacing w:before="80" w:after="80"/>
+        <w:rPr>
+          <w:ins w:id="29" w:author="Claude" w:date="2026-05-19T00:00:00Z"/>
+        </w:rPr>
+      </w:pPr>
+      <w:ins w:id="30" w:author="Claude" w:date="2026-05-19T00:00:00Z">
+        <w:r>
+          <w:rPr>
+            <w:rFonts w:ascii="Arial" w:eastAsia="Arial" w:hAnsi="Arial" w:cs="Arial"/>
+            <w:sz w:val="22"/>
+            <w:szCs w:val="22"/>
+          </w:rPr>
+          <w:t>Release 2 development is complete. All features across phases 2A–2L have been implemented and tested. Source code has been uploaded to GitHub. The application continues to run locally at http://localhost:3000 in C:\IMSAPP.</w:t>
+        </w:r>
+      </w:ins>
+    </w:p>
+    <w:p>
+      <w:pPr>
+        <w:pStyle w:val="Heading2"/>
+        <w:spacing w:before="180" w:after="100"/>
+        <w:rPr>
+          <w:ins w:id="31" w:author="Claude" w:date="2026-05-19T00:00:00Z"/>
+        </w:rPr>
+      </w:pPr>
+      <w:ins w:id="32" w:author="Claude" w:date="2026-05-19T00:00:00Z">
+        <w:r>
+          <w:rPr>
+            <w:rFonts w:ascii="Arial" w:eastAsia="Arial" w:hAnsi="Arial" w:cs="Arial"/>
+            <w:b/>
+            <w:bCs/>
+            <w:color w:val="1A6B7B"/>
+            <w:sz w:val="28"/>
+            <w:szCs w:val="28"/>
+          </w:rPr>
+          <w:t>17.4 Release 3 — In Preparation</w:t>
+        </w:r>
+      </w:ins>
+    </w:p>
+    <w:p>
+      <w:pPr>
+        <w:spacing w:before="80" w:after="80"/>
+        <w:rPr>
+          <w:ins w:id="33" w:author="Claude" w:date="2026-05-19T00:00:00Z"/>
+        </w:rPr>
+      </w:pPr>
+      <w:ins w:id="34" w:author="Claude" w:date="2026-05-19T00:00:00Z">
+        <w:r>
+          <w:rPr>
+            <w:rFonts w:ascii="Arial" w:eastAsia="Arial" w:hAnsi="Arial" w:cs="Arial"/>
+            <w:sz w:val="22"/>
+            <w:szCs w:val="22"/>
+          </w:rPr>
+          <w:t>Release 3 planning is underway. Scope and requirements will be submitted in due course and this document will be updated accordingly.</w:t>
+        </w:r>
+      </w:ins>
     </w:p>
     <w:p>
       <w:pPr>
@@ -17179,13 +17447,41 @@
       </w:pBdr>
       <w:spacing w:before="100" w:after="100"/>
     </w:pPr>
-    <w:r>
-      <w:rPr>
-        <w:rFonts w:ascii="Arial" w:eastAsia="Arial" w:hAnsi="Arial" w:cs="Arial"/>
-        <w:sz w:val="22"/>
-        <w:szCs w:val="22"/>
-      </w:rPr>
-      <w:t>IMS  |  PRD v1.3  |  May 2026</w:t>
+    <w:proofErr w:type="gramStart"/>
+    <w:r>
+      <w:rPr>
+        <w:rFonts w:ascii="Arial" w:eastAsia="Arial" w:hAnsi="Arial" w:cs="Arial"/>
+        <w:sz w:val="22"/>
+        <w:szCs w:val="22"/>
+      </w:rPr>
+      <w:t>IMS  |</w:t>
+    </w:r>
+    <w:proofErr w:type="gramEnd"/>
+    <w:r>
+      <w:rPr>
+        <w:rFonts w:ascii="Arial" w:eastAsia="Arial" w:hAnsi="Arial" w:cs="Arial"/>
+        <w:sz w:val="22"/>
+        <w:szCs w:val="22"/>
+      </w:rPr>
+      <w:t xml:space="preserve">  PRD </w:t>
+    </w:r>
+    <w:proofErr w:type="gramStart"/>
+    <w:r>
+      <w:rPr>
+        <w:rFonts w:ascii="Arial" w:eastAsia="Arial" w:hAnsi="Arial" w:cs="Arial"/>
+        <w:sz w:val="22"/>
+        <w:szCs w:val="22"/>
+      </w:rPr>
+      <w:t>v1.3  |</w:t>
+    </w:r>
+    <w:proofErr w:type="gramEnd"/>
+    <w:r>
+      <w:rPr>
+        <w:rFonts w:ascii="Arial" w:eastAsia="Arial" w:hAnsi="Arial" w:cs="Arial"/>
+        <w:sz w:val="22"/>
+        <w:szCs w:val="22"/>
+      </w:rPr>
+      <w:t xml:space="preserve">  May 2026</w:t>
     </w:r>
     <w:r>
       <w:rPr>
@@ -17256,13 +17552,41 @@
       </w:pBdr>
       <w:spacing w:before="100" w:after="100"/>
     </w:pPr>
-    <w:r>
-      <w:rPr>
-        <w:rFonts w:ascii="Arial" w:eastAsia="Arial" w:hAnsi="Arial" w:cs="Arial"/>
-        <w:sz w:val="22"/>
-        <w:szCs w:val="22"/>
-      </w:rPr>
-      <w:t>IMS  |  PRD v1.3  |  May 2026</w:t>
+    <w:proofErr w:type="gramStart"/>
+    <w:r>
+      <w:rPr>
+        <w:rFonts w:ascii="Arial" w:eastAsia="Arial" w:hAnsi="Arial" w:cs="Arial"/>
+        <w:sz w:val="22"/>
+        <w:szCs w:val="22"/>
+      </w:rPr>
+      <w:t>IMS  |</w:t>
+    </w:r>
+    <w:proofErr w:type="gramEnd"/>
+    <w:r>
+      <w:rPr>
+        <w:rFonts w:ascii="Arial" w:eastAsia="Arial" w:hAnsi="Arial" w:cs="Arial"/>
+        <w:sz w:val="22"/>
+        <w:szCs w:val="22"/>
+      </w:rPr>
+      <w:t xml:space="preserve">  PRD </w:t>
+    </w:r>
+    <w:proofErr w:type="gramStart"/>
+    <w:r>
+      <w:rPr>
+        <w:rFonts w:ascii="Arial" w:eastAsia="Arial" w:hAnsi="Arial" w:cs="Arial"/>
+        <w:sz w:val="22"/>
+        <w:szCs w:val="22"/>
+      </w:rPr>
+      <w:t>v1.3  |</w:t>
+    </w:r>
+    <w:proofErr w:type="gramEnd"/>
+    <w:r>
+      <w:rPr>
+        <w:rFonts w:ascii="Arial" w:eastAsia="Arial" w:hAnsi="Arial" w:cs="Arial"/>
+        <w:sz w:val="22"/>
+        <w:szCs w:val="22"/>
+      </w:rPr>
+      <w:t xml:space="preserve">  May 2026</w:t>
     </w:r>
     <w:r>
       <w:rPr>
@@ -17333,13 +17657,41 @@
       </w:pBdr>
       <w:spacing w:before="100" w:after="100"/>
     </w:pPr>
-    <w:r>
-      <w:rPr>
-        <w:rFonts w:ascii="Arial" w:eastAsia="Arial" w:hAnsi="Arial" w:cs="Arial"/>
-        <w:sz w:val="22"/>
-        <w:szCs w:val="22"/>
-      </w:rPr>
-      <w:t>IMS  |  PRD v1.3  |  May 2026</w:t>
+    <w:proofErr w:type="gramStart"/>
+    <w:r>
+      <w:rPr>
+        <w:rFonts w:ascii="Arial" w:eastAsia="Arial" w:hAnsi="Arial" w:cs="Arial"/>
+        <w:sz w:val="22"/>
+        <w:szCs w:val="22"/>
+      </w:rPr>
+      <w:t>IMS  |</w:t>
+    </w:r>
+    <w:proofErr w:type="gramEnd"/>
+    <w:r>
+      <w:rPr>
+        <w:rFonts w:ascii="Arial" w:eastAsia="Arial" w:hAnsi="Arial" w:cs="Arial"/>
+        <w:sz w:val="22"/>
+        <w:szCs w:val="22"/>
+      </w:rPr>
+      <w:t xml:space="preserve">  PRD </w:t>
+    </w:r>
+    <w:proofErr w:type="gramStart"/>
+    <w:r>
+      <w:rPr>
+        <w:rFonts w:ascii="Arial" w:eastAsia="Arial" w:hAnsi="Arial" w:cs="Arial"/>
+        <w:sz w:val="22"/>
+        <w:szCs w:val="22"/>
+      </w:rPr>
+      <w:t>v1.3  |</w:t>
+    </w:r>
+    <w:proofErr w:type="gramEnd"/>
+    <w:r>
+      <w:rPr>
+        <w:rFonts w:ascii="Arial" w:eastAsia="Arial" w:hAnsi="Arial" w:cs="Arial"/>
+        <w:sz w:val="22"/>
+        <w:szCs w:val="22"/>
+      </w:rPr>
+      <w:t xml:space="preserve">  May 2026</w:t>
     </w:r>
     <w:r>
       <w:rPr>
@@ -17410,13 +17762,41 @@
       </w:pBdr>
       <w:spacing w:before="100" w:after="100"/>
     </w:pPr>
-    <w:r>
-      <w:rPr>
-        <w:rFonts w:ascii="Arial" w:eastAsia="Arial" w:hAnsi="Arial" w:cs="Arial"/>
-        <w:sz w:val="22"/>
-        <w:szCs w:val="22"/>
-      </w:rPr>
-      <w:t>IMS  |  PRD v1.3  |  May 2026</w:t>
+    <w:proofErr w:type="gramStart"/>
+    <w:r>
+      <w:rPr>
+        <w:rFonts w:ascii="Arial" w:eastAsia="Arial" w:hAnsi="Arial" w:cs="Arial"/>
+        <w:sz w:val="22"/>
+        <w:szCs w:val="22"/>
+      </w:rPr>
+      <w:t>IMS  |</w:t>
+    </w:r>
+    <w:proofErr w:type="gramEnd"/>
+    <w:r>
+      <w:rPr>
+        <w:rFonts w:ascii="Arial" w:eastAsia="Arial" w:hAnsi="Arial" w:cs="Arial"/>
+        <w:sz w:val="22"/>
+        <w:szCs w:val="22"/>
+      </w:rPr>
+      <w:t xml:space="preserve">  PRD </w:t>
+    </w:r>
+    <w:proofErr w:type="gramStart"/>
+    <w:r>
+      <w:rPr>
+        <w:rFonts w:ascii="Arial" w:eastAsia="Arial" w:hAnsi="Arial" w:cs="Arial"/>
+        <w:sz w:val="22"/>
+        <w:szCs w:val="22"/>
+      </w:rPr>
+      <w:t>v1.3  |</w:t>
+    </w:r>
+    <w:proofErr w:type="gramEnd"/>
+    <w:r>
+      <w:rPr>
+        <w:rFonts w:ascii="Arial" w:eastAsia="Arial" w:hAnsi="Arial" w:cs="Arial"/>
+        <w:sz w:val="22"/>
+        <w:szCs w:val="22"/>
+      </w:rPr>
+      <w:t xml:space="preserve">  May 2026</w:t>
     </w:r>
     <w:r>
       <w:rPr>
@@ -17487,13 +17867,41 @@
       </w:pBdr>
       <w:spacing w:before="100" w:after="100"/>
     </w:pPr>
-    <w:r>
-      <w:rPr>
-        <w:rFonts w:ascii="Arial" w:eastAsia="Arial" w:hAnsi="Arial" w:cs="Arial"/>
-        <w:sz w:val="22"/>
-        <w:szCs w:val="22"/>
-      </w:rPr>
-      <w:t>IMS  |  PRD v1.3  |  May 2026</w:t>
+    <w:proofErr w:type="gramStart"/>
+    <w:r>
+      <w:rPr>
+        <w:rFonts w:ascii="Arial" w:eastAsia="Arial" w:hAnsi="Arial" w:cs="Arial"/>
+        <w:sz w:val="22"/>
+        <w:szCs w:val="22"/>
+      </w:rPr>
+      <w:t>IMS  |</w:t>
+    </w:r>
+    <w:proofErr w:type="gramEnd"/>
+    <w:r>
+      <w:rPr>
+        <w:rFonts w:ascii="Arial" w:eastAsia="Arial" w:hAnsi="Arial" w:cs="Arial"/>
+        <w:sz w:val="22"/>
+        <w:szCs w:val="22"/>
+      </w:rPr>
+      <w:t xml:space="preserve">  PRD </w:t>
+    </w:r>
+    <w:proofErr w:type="gramStart"/>
+    <w:r>
+      <w:rPr>
+        <w:rFonts w:ascii="Arial" w:eastAsia="Arial" w:hAnsi="Arial" w:cs="Arial"/>
+        <w:sz w:val="22"/>
+        <w:szCs w:val="22"/>
+      </w:rPr>
+      <w:t>v1.3  |</w:t>
+    </w:r>
+    <w:proofErr w:type="gramEnd"/>
+    <w:r>
+      <w:rPr>
+        <w:rFonts w:ascii="Arial" w:eastAsia="Arial" w:hAnsi="Arial" w:cs="Arial"/>
+        <w:sz w:val="22"/>
+        <w:szCs w:val="22"/>
+      </w:rPr>
+      <w:t xml:space="preserve">  May 2026</w:t>
     </w:r>
     <w:r>
       <w:rPr>
@@ -17564,13 +17972,41 @@
       </w:pBdr>
       <w:spacing w:before="100" w:after="100"/>
     </w:pPr>
-    <w:r>
-      <w:rPr>
-        <w:rFonts w:ascii="Arial" w:eastAsia="Arial" w:hAnsi="Arial" w:cs="Arial"/>
-        <w:sz w:val="22"/>
-        <w:szCs w:val="22"/>
-      </w:rPr>
-      <w:t>IMS  |  PRD v1.3  |  May 2026</w:t>
+    <w:proofErr w:type="gramStart"/>
+    <w:r>
+      <w:rPr>
+        <w:rFonts w:ascii="Arial" w:eastAsia="Arial" w:hAnsi="Arial" w:cs="Arial"/>
+        <w:sz w:val="22"/>
+        <w:szCs w:val="22"/>
+      </w:rPr>
+      <w:t>IMS  |</w:t>
+    </w:r>
+    <w:proofErr w:type="gramEnd"/>
+    <w:r>
+      <w:rPr>
+        <w:rFonts w:ascii="Arial" w:eastAsia="Arial" w:hAnsi="Arial" w:cs="Arial"/>
+        <w:sz w:val="22"/>
+        <w:szCs w:val="22"/>
+      </w:rPr>
+      <w:t xml:space="preserve">  PRD </w:t>
+    </w:r>
+    <w:proofErr w:type="gramStart"/>
+    <w:r>
+      <w:rPr>
+        <w:rFonts w:ascii="Arial" w:eastAsia="Arial" w:hAnsi="Arial" w:cs="Arial"/>
+        <w:sz w:val="22"/>
+        <w:szCs w:val="22"/>
+      </w:rPr>
+      <w:t>v1.3  |</w:t>
+    </w:r>
+    <w:proofErr w:type="gramEnd"/>
+    <w:r>
+      <w:rPr>
+        <w:rFonts w:ascii="Arial" w:eastAsia="Arial" w:hAnsi="Arial" w:cs="Arial"/>
+        <w:sz w:val="22"/>
+        <w:szCs w:val="22"/>
+      </w:rPr>
+      <w:t xml:space="preserve">  May 2026</w:t>
     </w:r>
     <w:r>
       <w:rPr>
@@ -17641,13 +18077,41 @@
       </w:pBdr>
       <w:spacing w:before="100" w:after="100"/>
     </w:pPr>
-    <w:r>
-      <w:rPr>
-        <w:rFonts w:ascii="Arial" w:eastAsia="Arial" w:hAnsi="Arial" w:cs="Arial"/>
-        <w:sz w:val="22"/>
-        <w:szCs w:val="22"/>
-      </w:rPr>
-      <w:t>IMS  |  PRD v1.3  |  May 2026</w:t>
+    <w:proofErr w:type="gramStart"/>
+    <w:r>
+      <w:rPr>
+        <w:rFonts w:ascii="Arial" w:eastAsia="Arial" w:hAnsi="Arial" w:cs="Arial"/>
+        <w:sz w:val="22"/>
+        <w:szCs w:val="22"/>
+      </w:rPr>
+      <w:t>IMS  |</w:t>
+    </w:r>
+    <w:proofErr w:type="gramEnd"/>
+    <w:r>
+      <w:rPr>
+        <w:rFonts w:ascii="Arial" w:eastAsia="Arial" w:hAnsi="Arial" w:cs="Arial"/>
+        <w:sz w:val="22"/>
+        <w:szCs w:val="22"/>
+      </w:rPr>
+      <w:t xml:space="preserve">  PRD </w:t>
+    </w:r>
+    <w:proofErr w:type="gramStart"/>
+    <w:r>
+      <w:rPr>
+        <w:rFonts w:ascii="Arial" w:eastAsia="Arial" w:hAnsi="Arial" w:cs="Arial"/>
+        <w:sz w:val="22"/>
+        <w:szCs w:val="22"/>
+      </w:rPr>
+      <w:t>v1.3  |</w:t>
+    </w:r>
+    <w:proofErr w:type="gramEnd"/>
+    <w:r>
+      <w:rPr>
+        <w:rFonts w:ascii="Arial" w:eastAsia="Arial" w:hAnsi="Arial" w:cs="Arial"/>
+        <w:sz w:val="22"/>
+        <w:szCs w:val="22"/>
+      </w:rPr>
+      <w:t xml:space="preserve">  May 2026</w:t>
     </w:r>
     <w:r>
       <w:rPr>
@@ -17718,13 +18182,41 @@
       </w:pBdr>
       <w:spacing w:before="100" w:after="100"/>
     </w:pPr>
-    <w:r>
-      <w:rPr>
-        <w:rFonts w:ascii="Arial" w:eastAsia="Arial" w:hAnsi="Arial" w:cs="Arial"/>
-        <w:sz w:val="22"/>
-        <w:szCs w:val="22"/>
-      </w:rPr>
-      <w:t>IMS  |  PRD v1.3  |  May 2026</w:t>
+    <w:proofErr w:type="gramStart"/>
+    <w:r>
+      <w:rPr>
+        <w:rFonts w:ascii="Arial" w:eastAsia="Arial" w:hAnsi="Arial" w:cs="Arial"/>
+        <w:sz w:val="22"/>
+        <w:szCs w:val="22"/>
+      </w:rPr>
+      <w:t>IMS  |</w:t>
+    </w:r>
+    <w:proofErr w:type="gramEnd"/>
+    <w:r>
+      <w:rPr>
+        <w:rFonts w:ascii="Arial" w:eastAsia="Arial" w:hAnsi="Arial" w:cs="Arial"/>
+        <w:sz w:val="22"/>
+        <w:szCs w:val="22"/>
+      </w:rPr>
+      <w:t xml:space="preserve">  PRD </w:t>
+    </w:r>
+    <w:proofErr w:type="gramStart"/>
+    <w:r>
+      <w:rPr>
+        <w:rFonts w:ascii="Arial" w:eastAsia="Arial" w:hAnsi="Arial" w:cs="Arial"/>
+        <w:sz w:val="22"/>
+        <w:szCs w:val="22"/>
+      </w:rPr>
+      <w:t>v1.3  |</w:t>
+    </w:r>
+    <w:proofErr w:type="gramEnd"/>
+    <w:r>
+      <w:rPr>
+        <w:rFonts w:ascii="Arial" w:eastAsia="Arial" w:hAnsi="Arial" w:cs="Arial"/>
+        <w:sz w:val="22"/>
+        <w:szCs w:val="22"/>
+      </w:rPr>
+      <w:t xml:space="preserve">  May 2026</w:t>
     </w:r>
     <w:r>
       <w:rPr>
@@ -17795,13 +18287,41 @@
       </w:pBdr>
       <w:spacing w:before="100" w:after="100"/>
     </w:pPr>
-    <w:r>
-      <w:rPr>
-        <w:rFonts w:ascii="Arial" w:eastAsia="Arial" w:hAnsi="Arial" w:cs="Arial"/>
-        <w:sz w:val="22"/>
-        <w:szCs w:val="22"/>
-      </w:rPr>
-      <w:t>IMS  |  PRD v1.3  |  May 2026</w:t>
+    <w:proofErr w:type="gramStart"/>
+    <w:r>
+      <w:rPr>
+        <w:rFonts w:ascii="Arial" w:eastAsia="Arial" w:hAnsi="Arial" w:cs="Arial"/>
+        <w:sz w:val="22"/>
+        <w:szCs w:val="22"/>
+      </w:rPr>
+      <w:t>IMS  |</w:t>
+    </w:r>
+    <w:proofErr w:type="gramEnd"/>
+    <w:r>
+      <w:rPr>
+        <w:rFonts w:ascii="Arial" w:eastAsia="Arial" w:hAnsi="Arial" w:cs="Arial"/>
+        <w:sz w:val="22"/>
+        <w:szCs w:val="22"/>
+      </w:rPr>
+      <w:t xml:space="preserve">  PRD </w:t>
+    </w:r>
+    <w:proofErr w:type="gramStart"/>
+    <w:r>
+      <w:rPr>
+        <w:rFonts w:ascii="Arial" w:eastAsia="Arial" w:hAnsi="Arial" w:cs="Arial"/>
+        <w:sz w:val="22"/>
+        <w:szCs w:val="22"/>
+      </w:rPr>
+      <w:t>v1.3  |</w:t>
+    </w:r>
+    <w:proofErr w:type="gramEnd"/>
+    <w:r>
+      <w:rPr>
+        <w:rFonts w:ascii="Arial" w:eastAsia="Arial" w:hAnsi="Arial" w:cs="Arial"/>
+        <w:sz w:val="22"/>
+        <w:szCs w:val="22"/>
+      </w:rPr>
+      <w:t xml:space="preserve">  May 2026</w:t>
     </w:r>
     <w:r>
       <w:rPr>
@@ -17872,13 +18392,41 @@
       </w:pBdr>
       <w:spacing w:before="100" w:after="100"/>
     </w:pPr>
-    <w:r>
-      <w:rPr>
-        <w:rFonts w:ascii="Arial" w:eastAsia="Arial" w:hAnsi="Arial" w:cs="Arial"/>
-        <w:sz w:val="22"/>
-        <w:szCs w:val="22"/>
-      </w:rPr>
-      <w:t>IMS  |  PRD v1.3  |  May 2026</w:t>
+    <w:proofErr w:type="gramStart"/>
+    <w:r>
+      <w:rPr>
+        <w:rFonts w:ascii="Arial" w:eastAsia="Arial" w:hAnsi="Arial" w:cs="Arial"/>
+        <w:sz w:val="22"/>
+        <w:szCs w:val="22"/>
+      </w:rPr>
+      <w:t>IMS  |</w:t>
+    </w:r>
+    <w:proofErr w:type="gramEnd"/>
+    <w:r>
+      <w:rPr>
+        <w:rFonts w:ascii="Arial" w:eastAsia="Arial" w:hAnsi="Arial" w:cs="Arial"/>
+        <w:sz w:val="22"/>
+        <w:szCs w:val="22"/>
+      </w:rPr>
+      <w:t xml:space="preserve">  PRD </w:t>
+    </w:r>
+    <w:proofErr w:type="gramStart"/>
+    <w:r>
+      <w:rPr>
+        <w:rFonts w:ascii="Arial" w:eastAsia="Arial" w:hAnsi="Arial" w:cs="Arial"/>
+        <w:sz w:val="22"/>
+        <w:szCs w:val="22"/>
+      </w:rPr>
+      <w:t>v1.3  |</w:t>
+    </w:r>
+    <w:proofErr w:type="gramEnd"/>
+    <w:r>
+      <w:rPr>
+        <w:rFonts w:ascii="Arial" w:eastAsia="Arial" w:hAnsi="Arial" w:cs="Arial"/>
+        <w:sz w:val="22"/>
+        <w:szCs w:val="22"/>
+      </w:rPr>
+      <w:t xml:space="preserve">  May 2026</w:t>
     </w:r>
     <w:r>
       <w:rPr>
@@ -17949,13 +18497,41 @@
       </w:pBdr>
       <w:spacing w:before="100" w:after="100"/>
     </w:pPr>
-    <w:r>
-      <w:rPr>
-        <w:rFonts w:ascii="Arial" w:eastAsia="Arial" w:hAnsi="Arial" w:cs="Arial"/>
-        <w:sz w:val="22"/>
-        <w:szCs w:val="22"/>
-      </w:rPr>
-      <w:t>IMS  |  PRD v1.3  |  May 2026</w:t>
+    <w:proofErr w:type="gramStart"/>
+    <w:r>
+      <w:rPr>
+        <w:rFonts w:ascii="Arial" w:eastAsia="Arial" w:hAnsi="Arial" w:cs="Arial"/>
+        <w:sz w:val="22"/>
+        <w:szCs w:val="22"/>
+      </w:rPr>
+      <w:t>IMS  |</w:t>
+    </w:r>
+    <w:proofErr w:type="gramEnd"/>
+    <w:r>
+      <w:rPr>
+        <w:rFonts w:ascii="Arial" w:eastAsia="Arial" w:hAnsi="Arial" w:cs="Arial"/>
+        <w:sz w:val="22"/>
+        <w:szCs w:val="22"/>
+      </w:rPr>
+      <w:t xml:space="preserve">  PRD </w:t>
+    </w:r>
+    <w:proofErr w:type="gramStart"/>
+    <w:r>
+      <w:rPr>
+        <w:rFonts w:ascii="Arial" w:eastAsia="Arial" w:hAnsi="Arial" w:cs="Arial"/>
+        <w:sz w:val="22"/>
+        <w:szCs w:val="22"/>
+      </w:rPr>
+      <w:t>v1.3  |</w:t>
+    </w:r>
+    <w:proofErr w:type="gramEnd"/>
+    <w:r>
+      <w:rPr>
+        <w:rFonts w:ascii="Arial" w:eastAsia="Arial" w:hAnsi="Arial" w:cs="Arial"/>
+        <w:sz w:val="22"/>
+        <w:szCs w:val="22"/>
+      </w:rPr>
+      <w:t xml:space="preserve">  May 2026</w:t>
     </w:r>
     <w:r>
       <w:rPr>
@@ -18026,13 +18602,41 @@
       </w:pBdr>
       <w:spacing w:before="100" w:after="100"/>
     </w:pPr>
-    <w:r>
-      <w:rPr>
-        <w:rFonts w:ascii="Arial" w:eastAsia="Arial" w:hAnsi="Arial" w:cs="Arial"/>
-        <w:sz w:val="22"/>
-        <w:szCs w:val="22"/>
-      </w:rPr>
-      <w:t>IMS  |  PRD v1.3  |  May 2026</w:t>
+    <w:proofErr w:type="gramStart"/>
+    <w:r>
+      <w:rPr>
+        <w:rFonts w:ascii="Arial" w:eastAsia="Arial" w:hAnsi="Arial" w:cs="Arial"/>
+        <w:sz w:val="22"/>
+        <w:szCs w:val="22"/>
+      </w:rPr>
+      <w:t>IMS  |</w:t>
+    </w:r>
+    <w:proofErr w:type="gramEnd"/>
+    <w:r>
+      <w:rPr>
+        <w:rFonts w:ascii="Arial" w:eastAsia="Arial" w:hAnsi="Arial" w:cs="Arial"/>
+        <w:sz w:val="22"/>
+        <w:szCs w:val="22"/>
+      </w:rPr>
+      <w:t xml:space="preserve">  PRD </w:t>
+    </w:r>
+    <w:proofErr w:type="gramStart"/>
+    <w:r>
+      <w:rPr>
+        <w:rFonts w:ascii="Arial" w:eastAsia="Arial" w:hAnsi="Arial" w:cs="Arial"/>
+        <w:sz w:val="22"/>
+        <w:szCs w:val="22"/>
+      </w:rPr>
+      <w:t>v1.3  |</w:t>
+    </w:r>
+    <w:proofErr w:type="gramEnd"/>
+    <w:r>
+      <w:rPr>
+        <w:rFonts w:ascii="Arial" w:eastAsia="Arial" w:hAnsi="Arial" w:cs="Arial"/>
+        <w:sz w:val="22"/>
+        <w:szCs w:val="22"/>
+      </w:rPr>
+      <w:t xml:space="preserve">  May 2026</w:t>
     </w:r>
     <w:r>
       <w:rPr>
@@ -18103,13 +18707,41 @@
       </w:pBdr>
       <w:spacing w:before="100" w:after="100"/>
     </w:pPr>
-    <w:r>
-      <w:rPr>
-        <w:rFonts w:ascii="Arial" w:eastAsia="Arial" w:hAnsi="Arial" w:cs="Arial"/>
-        <w:sz w:val="22"/>
-        <w:szCs w:val="22"/>
-      </w:rPr>
-      <w:t>IMS  |  PRD v1.3  |  May 2026</w:t>
+    <w:proofErr w:type="gramStart"/>
+    <w:r>
+      <w:rPr>
+        <w:rFonts w:ascii="Arial" w:eastAsia="Arial" w:hAnsi="Arial" w:cs="Arial"/>
+        <w:sz w:val="22"/>
+        <w:szCs w:val="22"/>
+      </w:rPr>
+      <w:t>IMS  |</w:t>
+    </w:r>
+    <w:proofErr w:type="gramEnd"/>
+    <w:r>
+      <w:rPr>
+        <w:rFonts w:ascii="Arial" w:eastAsia="Arial" w:hAnsi="Arial" w:cs="Arial"/>
+        <w:sz w:val="22"/>
+        <w:szCs w:val="22"/>
+      </w:rPr>
+      <w:t xml:space="preserve">  PRD </w:t>
+    </w:r>
+    <w:proofErr w:type="gramStart"/>
+    <w:r>
+      <w:rPr>
+        <w:rFonts w:ascii="Arial" w:eastAsia="Arial" w:hAnsi="Arial" w:cs="Arial"/>
+        <w:sz w:val="22"/>
+        <w:szCs w:val="22"/>
+      </w:rPr>
+      <w:t>v1.3  |</w:t>
+    </w:r>
+    <w:proofErr w:type="gramEnd"/>
+    <w:r>
+      <w:rPr>
+        <w:rFonts w:ascii="Arial" w:eastAsia="Arial" w:hAnsi="Arial" w:cs="Arial"/>
+        <w:sz w:val="22"/>
+        <w:szCs w:val="22"/>
+      </w:rPr>
+      <w:t xml:space="preserve">  May 2026</w:t>
     </w:r>
     <w:r>
       <w:rPr>
@@ -18180,13 +18812,41 @@
       </w:pBdr>
       <w:spacing w:before="100" w:after="100"/>
     </w:pPr>
-    <w:r>
-      <w:rPr>
-        <w:rFonts w:ascii="Arial" w:eastAsia="Arial" w:hAnsi="Arial" w:cs="Arial"/>
-        <w:sz w:val="22"/>
-        <w:szCs w:val="22"/>
-      </w:rPr>
-      <w:t>IMS  |  PRD v1.3  |  May 2026</w:t>
+    <w:proofErr w:type="gramStart"/>
+    <w:r>
+      <w:rPr>
+        <w:rFonts w:ascii="Arial" w:eastAsia="Arial" w:hAnsi="Arial" w:cs="Arial"/>
+        <w:sz w:val="22"/>
+        <w:szCs w:val="22"/>
+      </w:rPr>
+      <w:t>IMS  |</w:t>
+    </w:r>
+    <w:proofErr w:type="gramEnd"/>
+    <w:r>
+      <w:rPr>
+        <w:rFonts w:ascii="Arial" w:eastAsia="Arial" w:hAnsi="Arial" w:cs="Arial"/>
+        <w:sz w:val="22"/>
+        <w:szCs w:val="22"/>
+      </w:rPr>
+      <w:t xml:space="preserve">  PRD </w:t>
+    </w:r>
+    <w:proofErr w:type="gramStart"/>
+    <w:r>
+      <w:rPr>
+        <w:rFonts w:ascii="Arial" w:eastAsia="Arial" w:hAnsi="Arial" w:cs="Arial"/>
+        <w:sz w:val="22"/>
+        <w:szCs w:val="22"/>
+      </w:rPr>
+      <w:t>v1.3  |</w:t>
+    </w:r>
+    <w:proofErr w:type="gramEnd"/>
+    <w:r>
+      <w:rPr>
+        <w:rFonts w:ascii="Arial" w:eastAsia="Arial" w:hAnsi="Arial" w:cs="Arial"/>
+        <w:sz w:val="22"/>
+        <w:szCs w:val="22"/>
+      </w:rPr>
+      <w:t xml:space="preserve">  May 2026</w:t>
     </w:r>
     <w:r>
       <w:rPr>
@@ -18257,13 +18917,41 @@
       </w:pBdr>
       <w:spacing w:before="100" w:after="100"/>
     </w:pPr>
-    <w:r>
-      <w:rPr>
-        <w:rFonts w:ascii="Arial" w:eastAsia="Arial" w:hAnsi="Arial" w:cs="Arial"/>
-        <w:sz w:val="22"/>
-        <w:szCs w:val="22"/>
-      </w:rPr>
-      <w:t>IMS  |  PRD v1.3  |  May 2026</w:t>
+    <w:proofErr w:type="gramStart"/>
+    <w:r>
+      <w:rPr>
+        <w:rFonts w:ascii="Arial" w:eastAsia="Arial" w:hAnsi="Arial" w:cs="Arial"/>
+        <w:sz w:val="22"/>
+        <w:szCs w:val="22"/>
+      </w:rPr>
+      <w:t>IMS  |</w:t>
+    </w:r>
+    <w:proofErr w:type="gramEnd"/>
+    <w:r>
+      <w:rPr>
+        <w:rFonts w:ascii="Arial" w:eastAsia="Arial" w:hAnsi="Arial" w:cs="Arial"/>
+        <w:sz w:val="22"/>
+        <w:szCs w:val="22"/>
+      </w:rPr>
+      <w:t xml:space="preserve">  PRD </w:t>
+    </w:r>
+    <w:proofErr w:type="gramStart"/>
+    <w:r>
+      <w:rPr>
+        <w:rFonts w:ascii="Arial" w:eastAsia="Arial" w:hAnsi="Arial" w:cs="Arial"/>
+        <w:sz w:val="22"/>
+        <w:szCs w:val="22"/>
+      </w:rPr>
+      <w:t>v1.3  |</w:t>
+    </w:r>
+    <w:proofErr w:type="gramEnd"/>
+    <w:r>
+      <w:rPr>
+        <w:rFonts w:ascii="Arial" w:eastAsia="Arial" w:hAnsi="Arial" w:cs="Arial"/>
+        <w:sz w:val="22"/>
+        <w:szCs w:val="22"/>
+      </w:rPr>
+      <w:t xml:space="preserve">  May 2026</w:t>
     </w:r>
     <w:r>
       <w:rPr>
@@ -18334,13 +19022,41 @@
       </w:pBdr>
       <w:spacing w:before="100" w:after="100"/>
     </w:pPr>
-    <w:r>
-      <w:rPr>
-        <w:rFonts w:ascii="Arial" w:eastAsia="Arial" w:hAnsi="Arial" w:cs="Arial"/>
-        <w:sz w:val="22"/>
-        <w:szCs w:val="22"/>
-      </w:rPr>
-      <w:t>IMS  |  PRD v1.3  |  May 2026</w:t>
+    <w:proofErr w:type="gramStart"/>
+    <w:r>
+      <w:rPr>
+        <w:rFonts w:ascii="Arial" w:eastAsia="Arial" w:hAnsi="Arial" w:cs="Arial"/>
+        <w:sz w:val="22"/>
+        <w:szCs w:val="22"/>
+      </w:rPr>
+      <w:t>IMS  |</w:t>
+    </w:r>
+    <w:proofErr w:type="gramEnd"/>
+    <w:r>
+      <w:rPr>
+        <w:rFonts w:ascii="Arial" w:eastAsia="Arial" w:hAnsi="Arial" w:cs="Arial"/>
+        <w:sz w:val="22"/>
+        <w:szCs w:val="22"/>
+      </w:rPr>
+      <w:t xml:space="preserve">  PRD </w:t>
+    </w:r>
+    <w:proofErr w:type="gramStart"/>
+    <w:r>
+      <w:rPr>
+        <w:rFonts w:ascii="Arial" w:eastAsia="Arial" w:hAnsi="Arial" w:cs="Arial"/>
+        <w:sz w:val="22"/>
+        <w:szCs w:val="22"/>
+      </w:rPr>
+      <w:t>v1.3  |</w:t>
+    </w:r>
+    <w:proofErr w:type="gramEnd"/>
+    <w:r>
+      <w:rPr>
+        <w:rFonts w:ascii="Arial" w:eastAsia="Arial" w:hAnsi="Arial" w:cs="Arial"/>
+        <w:sz w:val="22"/>
+        <w:szCs w:val="22"/>
+      </w:rPr>
+      <w:t xml:space="preserve">  May 2026</w:t>
     </w:r>
     <w:r>
       <w:rPr>
@@ -18411,13 +19127,41 @@
       </w:pBdr>
       <w:spacing w:before="100" w:after="100"/>
     </w:pPr>
-    <w:r>
-      <w:rPr>
-        <w:rFonts w:ascii="Arial" w:eastAsia="Arial" w:hAnsi="Arial" w:cs="Arial"/>
-        <w:sz w:val="22"/>
-        <w:szCs w:val="22"/>
-      </w:rPr>
-      <w:t>IMS  |  PRD v1.3  |  May 2026</w:t>
+    <w:proofErr w:type="gramStart"/>
+    <w:r>
+      <w:rPr>
+        <w:rFonts w:ascii="Arial" w:eastAsia="Arial" w:hAnsi="Arial" w:cs="Arial"/>
+        <w:sz w:val="22"/>
+        <w:szCs w:val="22"/>
+      </w:rPr>
+      <w:t>IMS  |</w:t>
+    </w:r>
+    <w:proofErr w:type="gramEnd"/>
+    <w:r>
+      <w:rPr>
+        <w:rFonts w:ascii="Arial" w:eastAsia="Arial" w:hAnsi="Arial" w:cs="Arial"/>
+        <w:sz w:val="22"/>
+        <w:szCs w:val="22"/>
+      </w:rPr>
+      <w:t xml:space="preserve">  PRD </w:t>
+    </w:r>
+    <w:proofErr w:type="gramStart"/>
+    <w:r>
+      <w:rPr>
+        <w:rFonts w:ascii="Arial" w:eastAsia="Arial" w:hAnsi="Arial" w:cs="Arial"/>
+        <w:sz w:val="22"/>
+        <w:szCs w:val="22"/>
+      </w:rPr>
+      <w:t>v1.3  |</w:t>
+    </w:r>
+    <w:proofErr w:type="gramEnd"/>
+    <w:r>
+      <w:rPr>
+        <w:rFonts w:ascii="Arial" w:eastAsia="Arial" w:hAnsi="Arial" w:cs="Arial"/>
+        <w:sz w:val="22"/>
+        <w:szCs w:val="22"/>
+      </w:rPr>
+      <w:t xml:space="preserve">  May 2026</w:t>
     </w:r>
     <w:r>
       <w:rPr>
@@ -18488,13 +19232,41 @@
       </w:pBdr>
       <w:spacing w:before="100" w:after="100"/>
     </w:pPr>
-    <w:r>
-      <w:rPr>
-        <w:rFonts w:ascii="Arial" w:eastAsia="Arial" w:hAnsi="Arial" w:cs="Arial"/>
-        <w:sz w:val="22"/>
-        <w:szCs w:val="22"/>
-      </w:rPr>
-      <w:t>IMS  |  PRD v1.3  |  May 2026</w:t>
+    <w:proofErr w:type="gramStart"/>
+    <w:r>
+      <w:rPr>
+        <w:rFonts w:ascii="Arial" w:eastAsia="Arial" w:hAnsi="Arial" w:cs="Arial"/>
+        <w:sz w:val="22"/>
+        <w:szCs w:val="22"/>
+      </w:rPr>
+      <w:t>IMS  |</w:t>
+    </w:r>
+    <w:proofErr w:type="gramEnd"/>
+    <w:r>
+      <w:rPr>
+        <w:rFonts w:ascii="Arial" w:eastAsia="Arial" w:hAnsi="Arial" w:cs="Arial"/>
+        <w:sz w:val="22"/>
+        <w:szCs w:val="22"/>
+      </w:rPr>
+      <w:t xml:space="preserve">  PRD </w:t>
+    </w:r>
+    <w:proofErr w:type="gramStart"/>
+    <w:r>
+      <w:rPr>
+        <w:rFonts w:ascii="Arial" w:eastAsia="Arial" w:hAnsi="Arial" w:cs="Arial"/>
+        <w:sz w:val="22"/>
+        <w:szCs w:val="22"/>
+      </w:rPr>
+      <w:t>v1.3  |</w:t>
+    </w:r>
+    <w:proofErr w:type="gramEnd"/>
+    <w:r>
+      <w:rPr>
+        <w:rFonts w:ascii="Arial" w:eastAsia="Arial" w:hAnsi="Arial" w:cs="Arial"/>
+        <w:sz w:val="22"/>
+        <w:szCs w:val="22"/>
+      </w:rPr>
+      <w:t xml:space="preserve">  May 2026</w:t>
     </w:r>
     <w:r>
       <w:rPr>
@@ -18565,13 +19337,41 @@
       </w:pBdr>
       <w:spacing w:before="100" w:after="100"/>
     </w:pPr>
-    <w:r>
-      <w:rPr>
-        <w:rFonts w:ascii="Arial" w:eastAsia="Arial" w:hAnsi="Arial" w:cs="Arial"/>
-        <w:sz w:val="22"/>
-        <w:szCs w:val="22"/>
-      </w:rPr>
-      <w:t>IMS  |  PRD v1.3  |  May 2026</w:t>
+    <w:proofErr w:type="gramStart"/>
+    <w:r>
+      <w:rPr>
+        <w:rFonts w:ascii="Arial" w:eastAsia="Arial" w:hAnsi="Arial" w:cs="Arial"/>
+        <w:sz w:val="22"/>
+        <w:szCs w:val="22"/>
+      </w:rPr>
+      <w:t>IMS  |</w:t>
+    </w:r>
+    <w:proofErr w:type="gramEnd"/>
+    <w:r>
+      <w:rPr>
+        <w:rFonts w:ascii="Arial" w:eastAsia="Arial" w:hAnsi="Arial" w:cs="Arial"/>
+        <w:sz w:val="22"/>
+        <w:szCs w:val="22"/>
+      </w:rPr>
+      <w:t xml:space="preserve">  PRD </w:t>
+    </w:r>
+    <w:proofErr w:type="gramStart"/>
+    <w:r>
+      <w:rPr>
+        <w:rFonts w:ascii="Arial" w:eastAsia="Arial" w:hAnsi="Arial" w:cs="Arial"/>
+        <w:sz w:val="22"/>
+        <w:szCs w:val="22"/>
+      </w:rPr>
+      <w:t>v1.3  |</w:t>
+    </w:r>
+    <w:proofErr w:type="gramEnd"/>
+    <w:r>
+      <w:rPr>
+        <w:rFonts w:ascii="Arial" w:eastAsia="Arial" w:hAnsi="Arial" w:cs="Arial"/>
+        <w:sz w:val="22"/>
+        <w:szCs w:val="22"/>
+      </w:rPr>
+      <w:t xml:space="preserve">  May 2026</w:t>
     </w:r>
     <w:r>
       <w:rPr>
@@ -18669,7 +19469,29 @@
         <w:sz w:val="24"/>
         <w:szCs w:val="24"/>
       </w:rPr>
-      <w:t>Inventory Management System  |  Product Requirements Document</w:t>
+      <w:t xml:space="preserve">Inventory Management </w:t>
+    </w:r>
+    <w:proofErr w:type="gramStart"/>
+    <w:r>
+      <w:rPr>
+        <w:rFonts w:ascii="Arial" w:eastAsia="Arial" w:hAnsi="Arial" w:cs="Arial"/>
+        <w:b/>
+        <w:bCs/>
+        <w:sz w:val="24"/>
+        <w:szCs w:val="24"/>
+      </w:rPr>
+      <w:t>System  |</w:t>
+    </w:r>
+    <w:proofErr w:type="gramEnd"/>
+    <w:r>
+      <w:rPr>
+        <w:rFonts w:ascii="Arial" w:eastAsia="Arial" w:hAnsi="Arial" w:cs="Arial"/>
+        <w:b/>
+        <w:bCs/>
+        <w:sz w:val="24"/>
+        <w:szCs w:val="24"/>
+      </w:rPr>
+      <w:t xml:space="preserve">  Product Requirements Document</w:t>
     </w:r>
     <w:r>
       <w:rPr>
@@ -18710,7 +19532,29 @@
         <w:sz w:val="24"/>
         <w:szCs w:val="24"/>
       </w:rPr>
-      <w:t>Inventory Management System  |  Product Requirements Document</w:t>
+      <w:t xml:space="preserve">Inventory Management </w:t>
+    </w:r>
+    <w:proofErr w:type="gramStart"/>
+    <w:r>
+      <w:rPr>
+        <w:rFonts w:ascii="Arial" w:eastAsia="Arial" w:hAnsi="Arial" w:cs="Arial"/>
+        <w:b/>
+        <w:bCs/>
+        <w:sz w:val="24"/>
+        <w:szCs w:val="24"/>
+      </w:rPr>
+      <w:t>System  |</w:t>
+    </w:r>
+    <w:proofErr w:type="gramEnd"/>
+    <w:r>
+      <w:rPr>
+        <w:rFonts w:ascii="Arial" w:eastAsia="Arial" w:hAnsi="Arial" w:cs="Arial"/>
+        <w:b/>
+        <w:bCs/>
+        <w:sz w:val="24"/>
+        <w:szCs w:val="24"/>
+      </w:rPr>
+      <w:t xml:space="preserve">  Product Requirements Document</w:t>
     </w:r>
     <w:r>
       <w:rPr>
@@ -18751,7 +19595,29 @@
         <w:sz w:val="24"/>
         <w:szCs w:val="24"/>
       </w:rPr>
-      <w:t>Inventory Management System  |  Product Requirements Document</w:t>
+      <w:t xml:space="preserve">Inventory Management </w:t>
+    </w:r>
+    <w:proofErr w:type="gramStart"/>
+    <w:r>
+      <w:rPr>
+        <w:rFonts w:ascii="Arial" w:eastAsia="Arial" w:hAnsi="Arial" w:cs="Arial"/>
+        <w:b/>
+        <w:bCs/>
+        <w:sz w:val="24"/>
+        <w:szCs w:val="24"/>
+      </w:rPr>
+      <w:t>System  |</w:t>
+    </w:r>
+    <w:proofErr w:type="gramEnd"/>
+    <w:r>
+      <w:rPr>
+        <w:rFonts w:ascii="Arial" w:eastAsia="Arial" w:hAnsi="Arial" w:cs="Arial"/>
+        <w:b/>
+        <w:bCs/>
+        <w:sz w:val="24"/>
+        <w:szCs w:val="24"/>
+      </w:rPr>
+      <w:t xml:space="preserve">  Product Requirements Document</w:t>
     </w:r>
     <w:r>
       <w:rPr>
@@ -18792,7 +19658,29 @@
         <w:sz w:val="24"/>
         <w:szCs w:val="24"/>
       </w:rPr>
-      <w:t>Inventory Management System  |  Product Requirements Document</w:t>
+      <w:t xml:space="preserve">Inventory Management </w:t>
+    </w:r>
+    <w:proofErr w:type="gramStart"/>
+    <w:r>
+      <w:rPr>
+        <w:rFonts w:ascii="Arial" w:eastAsia="Arial" w:hAnsi="Arial" w:cs="Arial"/>
+        <w:b/>
+        <w:bCs/>
+        <w:sz w:val="24"/>
+        <w:szCs w:val="24"/>
+      </w:rPr>
+      <w:t>System  |</w:t>
+    </w:r>
+    <w:proofErr w:type="gramEnd"/>
+    <w:r>
+      <w:rPr>
+        <w:rFonts w:ascii="Arial" w:eastAsia="Arial" w:hAnsi="Arial" w:cs="Arial"/>
+        <w:b/>
+        <w:bCs/>
+        <w:sz w:val="24"/>
+        <w:szCs w:val="24"/>
+      </w:rPr>
+      <w:t xml:space="preserve">  Product Requirements Document</w:t>
     </w:r>
     <w:r>
       <w:rPr>
@@ -18833,7 +19721,29 @@
         <w:sz w:val="24"/>
         <w:szCs w:val="24"/>
       </w:rPr>
-      <w:t>Inventory Management System  |  Product Requirements Document</w:t>
+      <w:t xml:space="preserve">Inventory Management </w:t>
+    </w:r>
+    <w:proofErr w:type="gramStart"/>
+    <w:r>
+      <w:rPr>
+        <w:rFonts w:ascii="Arial" w:eastAsia="Arial" w:hAnsi="Arial" w:cs="Arial"/>
+        <w:b/>
+        <w:bCs/>
+        <w:sz w:val="24"/>
+        <w:szCs w:val="24"/>
+      </w:rPr>
+      <w:t>System  |</w:t>
+    </w:r>
+    <w:proofErr w:type="gramEnd"/>
+    <w:r>
+      <w:rPr>
+        <w:rFonts w:ascii="Arial" w:eastAsia="Arial" w:hAnsi="Arial" w:cs="Arial"/>
+        <w:b/>
+        <w:bCs/>
+        <w:sz w:val="24"/>
+        <w:szCs w:val="24"/>
+      </w:rPr>
+      <w:t xml:space="preserve">  Product Requirements Document</w:t>
     </w:r>
     <w:r>
       <w:rPr>
@@ -18874,7 +19784,29 @@
         <w:sz w:val="24"/>
         <w:szCs w:val="24"/>
       </w:rPr>
-      <w:t>Inventory Management System  |  Product Requirements Document</w:t>
+      <w:t xml:space="preserve">Inventory Management </w:t>
+    </w:r>
+    <w:proofErr w:type="gramStart"/>
+    <w:r>
+      <w:rPr>
+        <w:rFonts w:ascii="Arial" w:eastAsia="Arial" w:hAnsi="Arial" w:cs="Arial"/>
+        <w:b/>
+        <w:bCs/>
+        <w:sz w:val="24"/>
+        <w:szCs w:val="24"/>
+      </w:rPr>
+      <w:t>System  |</w:t>
+    </w:r>
+    <w:proofErr w:type="gramEnd"/>
+    <w:r>
+      <w:rPr>
+        <w:rFonts w:ascii="Arial" w:eastAsia="Arial" w:hAnsi="Arial" w:cs="Arial"/>
+        <w:b/>
+        <w:bCs/>
+        <w:sz w:val="24"/>
+        <w:szCs w:val="24"/>
+      </w:rPr>
+      <w:t xml:space="preserve">  Product Requirements Document</w:t>
     </w:r>
     <w:r>
       <w:rPr>
@@ -18915,7 +19847,29 @@
         <w:sz w:val="24"/>
         <w:szCs w:val="24"/>
       </w:rPr>
-      <w:t>Inventory Management System  |  Product Requirements Document</w:t>
+      <w:t xml:space="preserve">Inventory Management </w:t>
+    </w:r>
+    <w:proofErr w:type="gramStart"/>
+    <w:r>
+      <w:rPr>
+        <w:rFonts w:ascii="Arial" w:eastAsia="Arial" w:hAnsi="Arial" w:cs="Arial"/>
+        <w:b/>
+        <w:bCs/>
+        <w:sz w:val="24"/>
+        <w:szCs w:val="24"/>
+      </w:rPr>
+      <w:t>System  |</w:t>
+    </w:r>
+    <w:proofErr w:type="gramEnd"/>
+    <w:r>
+      <w:rPr>
+        <w:rFonts w:ascii="Arial" w:eastAsia="Arial" w:hAnsi="Arial" w:cs="Arial"/>
+        <w:b/>
+        <w:bCs/>
+        <w:sz w:val="24"/>
+        <w:szCs w:val="24"/>
+      </w:rPr>
+      <w:t xml:space="preserve">  Product Requirements Document</w:t>
     </w:r>
     <w:r>
       <w:rPr>
@@ -18956,7 +19910,29 @@
         <w:sz w:val="24"/>
         <w:szCs w:val="24"/>
       </w:rPr>
-      <w:t>Inventory Management System  |  Product Requirements Document</w:t>
+      <w:t xml:space="preserve">Inventory Management </w:t>
+    </w:r>
+    <w:proofErr w:type="gramStart"/>
+    <w:r>
+      <w:rPr>
+        <w:rFonts w:ascii="Arial" w:eastAsia="Arial" w:hAnsi="Arial" w:cs="Arial"/>
+        <w:b/>
+        <w:bCs/>
+        <w:sz w:val="24"/>
+        <w:szCs w:val="24"/>
+      </w:rPr>
+      <w:t>System  |</w:t>
+    </w:r>
+    <w:proofErr w:type="gramEnd"/>
+    <w:r>
+      <w:rPr>
+        <w:rFonts w:ascii="Arial" w:eastAsia="Arial" w:hAnsi="Arial" w:cs="Arial"/>
+        <w:b/>
+        <w:bCs/>
+        <w:sz w:val="24"/>
+        <w:szCs w:val="24"/>
+      </w:rPr>
+      <w:t xml:space="preserve">  Product Requirements Document</w:t>
     </w:r>
     <w:r>
       <w:rPr>
@@ -18997,7 +19973,29 @@
         <w:sz w:val="24"/>
         <w:szCs w:val="24"/>
       </w:rPr>
-      <w:t>Inventory Management System  |  Product Requirements Document</w:t>
+      <w:t xml:space="preserve">Inventory Management </w:t>
+    </w:r>
+    <w:proofErr w:type="gramStart"/>
+    <w:r>
+      <w:rPr>
+        <w:rFonts w:ascii="Arial" w:eastAsia="Arial" w:hAnsi="Arial" w:cs="Arial"/>
+        <w:b/>
+        <w:bCs/>
+        <w:sz w:val="24"/>
+        <w:szCs w:val="24"/>
+      </w:rPr>
+      <w:t>System  |</w:t>
+    </w:r>
+    <w:proofErr w:type="gramEnd"/>
+    <w:r>
+      <w:rPr>
+        <w:rFonts w:ascii="Arial" w:eastAsia="Arial" w:hAnsi="Arial" w:cs="Arial"/>
+        <w:b/>
+        <w:bCs/>
+        <w:sz w:val="24"/>
+        <w:szCs w:val="24"/>
+      </w:rPr>
+      <w:t xml:space="preserve">  Product Requirements Document</w:t>
     </w:r>
     <w:r>
       <w:rPr>
@@ -19038,7 +20036,29 @@
         <w:sz w:val="24"/>
         <w:szCs w:val="24"/>
       </w:rPr>
-      <w:t>Inventory Management System  |  Product Requirements Document</w:t>
+      <w:t xml:space="preserve">Inventory Management </w:t>
+    </w:r>
+    <w:proofErr w:type="gramStart"/>
+    <w:r>
+      <w:rPr>
+        <w:rFonts w:ascii="Arial" w:eastAsia="Arial" w:hAnsi="Arial" w:cs="Arial"/>
+        <w:b/>
+        <w:bCs/>
+        <w:sz w:val="24"/>
+        <w:szCs w:val="24"/>
+      </w:rPr>
+      <w:t>System  |</w:t>
+    </w:r>
+    <w:proofErr w:type="gramEnd"/>
+    <w:r>
+      <w:rPr>
+        <w:rFonts w:ascii="Arial" w:eastAsia="Arial" w:hAnsi="Arial" w:cs="Arial"/>
+        <w:b/>
+        <w:bCs/>
+        <w:sz w:val="24"/>
+        <w:szCs w:val="24"/>
+      </w:rPr>
+      <w:t xml:space="preserve">  Product Requirements Document</w:t>
     </w:r>
     <w:r>
       <w:rPr>
@@ -19079,7 +20099,29 @@
         <w:sz w:val="24"/>
         <w:szCs w:val="24"/>
       </w:rPr>
-      <w:t>Inventory Management System  |  Product Requirements Document</w:t>
+      <w:t xml:space="preserve">Inventory Management </w:t>
+    </w:r>
+    <w:proofErr w:type="gramStart"/>
+    <w:r>
+      <w:rPr>
+        <w:rFonts w:ascii="Arial" w:eastAsia="Arial" w:hAnsi="Arial" w:cs="Arial"/>
+        <w:b/>
+        <w:bCs/>
+        <w:sz w:val="24"/>
+        <w:szCs w:val="24"/>
+      </w:rPr>
+      <w:t>System  |</w:t>
+    </w:r>
+    <w:proofErr w:type="gramEnd"/>
+    <w:r>
+      <w:rPr>
+        <w:rFonts w:ascii="Arial" w:eastAsia="Arial" w:hAnsi="Arial" w:cs="Arial"/>
+        <w:b/>
+        <w:bCs/>
+        <w:sz w:val="24"/>
+        <w:szCs w:val="24"/>
+      </w:rPr>
+      <w:t xml:space="preserve">  Product Requirements Document</w:t>
     </w:r>
     <w:r>
       <w:rPr>
@@ -19120,7 +20162,29 @@
         <w:sz w:val="24"/>
         <w:szCs w:val="24"/>
       </w:rPr>
-      <w:t>Inventory Management System  |  Product Requirements Document</w:t>
+      <w:t xml:space="preserve">Inventory Management </w:t>
+    </w:r>
+    <w:proofErr w:type="gramStart"/>
+    <w:r>
+      <w:rPr>
+        <w:rFonts w:ascii="Arial" w:eastAsia="Arial" w:hAnsi="Arial" w:cs="Arial"/>
+        <w:b/>
+        <w:bCs/>
+        <w:sz w:val="24"/>
+        <w:szCs w:val="24"/>
+      </w:rPr>
+      <w:t>System  |</w:t>
+    </w:r>
+    <w:proofErr w:type="gramEnd"/>
+    <w:r>
+      <w:rPr>
+        <w:rFonts w:ascii="Arial" w:eastAsia="Arial" w:hAnsi="Arial" w:cs="Arial"/>
+        <w:b/>
+        <w:bCs/>
+        <w:sz w:val="24"/>
+        <w:szCs w:val="24"/>
+      </w:rPr>
+      <w:t xml:space="preserve">  Product Requirements Document</w:t>
     </w:r>
     <w:r>
       <w:rPr>
@@ -19161,7 +20225,29 @@
         <w:sz w:val="24"/>
         <w:szCs w:val="24"/>
       </w:rPr>
-      <w:t>Inventory Management System  |  Product Requirements Document</w:t>
+      <w:t xml:space="preserve">Inventory Management </w:t>
+    </w:r>
+    <w:proofErr w:type="gramStart"/>
+    <w:r>
+      <w:rPr>
+        <w:rFonts w:ascii="Arial" w:eastAsia="Arial" w:hAnsi="Arial" w:cs="Arial"/>
+        <w:b/>
+        <w:bCs/>
+        <w:sz w:val="24"/>
+        <w:szCs w:val="24"/>
+      </w:rPr>
+      <w:t>System  |</w:t>
+    </w:r>
+    <w:proofErr w:type="gramEnd"/>
+    <w:r>
+      <w:rPr>
+        <w:rFonts w:ascii="Arial" w:eastAsia="Arial" w:hAnsi="Arial" w:cs="Arial"/>
+        <w:b/>
+        <w:bCs/>
+        <w:sz w:val="24"/>
+        <w:szCs w:val="24"/>
+      </w:rPr>
+      <w:t xml:space="preserve">  Product Requirements Document</w:t>
     </w:r>
     <w:r>
       <w:rPr>
@@ -19202,7 +20288,29 @@
         <w:sz w:val="24"/>
         <w:szCs w:val="24"/>
       </w:rPr>
-      <w:t>Inventory Management System  |  Product Requirements Document</w:t>
+      <w:t xml:space="preserve">Inventory Management </w:t>
+    </w:r>
+    <w:proofErr w:type="gramStart"/>
+    <w:r>
+      <w:rPr>
+        <w:rFonts w:ascii="Arial" w:eastAsia="Arial" w:hAnsi="Arial" w:cs="Arial"/>
+        <w:b/>
+        <w:bCs/>
+        <w:sz w:val="24"/>
+        <w:szCs w:val="24"/>
+      </w:rPr>
+      <w:t>System  |</w:t>
+    </w:r>
+    <w:proofErr w:type="gramEnd"/>
+    <w:r>
+      <w:rPr>
+        <w:rFonts w:ascii="Arial" w:eastAsia="Arial" w:hAnsi="Arial" w:cs="Arial"/>
+        <w:b/>
+        <w:bCs/>
+        <w:sz w:val="24"/>
+        <w:szCs w:val="24"/>
+      </w:rPr>
+      <w:t xml:space="preserve">  Product Requirements Document</w:t>
     </w:r>
     <w:r>
       <w:rPr>
@@ -19243,7 +20351,29 @@
         <w:sz w:val="24"/>
         <w:szCs w:val="24"/>
       </w:rPr>
-      <w:t>Inventory Management System  |  Product Requirements Document</w:t>
+      <w:t xml:space="preserve">Inventory Management </w:t>
+    </w:r>
+    <w:proofErr w:type="gramStart"/>
+    <w:r>
+      <w:rPr>
+        <w:rFonts w:ascii="Arial" w:eastAsia="Arial" w:hAnsi="Arial" w:cs="Arial"/>
+        <w:b/>
+        <w:bCs/>
+        <w:sz w:val="24"/>
+        <w:szCs w:val="24"/>
+      </w:rPr>
+      <w:t>System  |</w:t>
+    </w:r>
+    <w:proofErr w:type="gramEnd"/>
+    <w:r>
+      <w:rPr>
+        <w:rFonts w:ascii="Arial" w:eastAsia="Arial" w:hAnsi="Arial" w:cs="Arial"/>
+        <w:b/>
+        <w:bCs/>
+        <w:sz w:val="24"/>
+        <w:szCs w:val="24"/>
+      </w:rPr>
+      <w:t xml:space="preserve">  Product Requirements Document</w:t>
     </w:r>
     <w:r>
       <w:rPr>
@@ -19284,7 +20414,29 @@
         <w:sz w:val="24"/>
         <w:szCs w:val="24"/>
       </w:rPr>
-      <w:t>Inventory Management System  |  Product Requirements Document</w:t>
+      <w:t xml:space="preserve">Inventory Management </w:t>
+    </w:r>
+    <w:proofErr w:type="gramStart"/>
+    <w:r>
+      <w:rPr>
+        <w:rFonts w:ascii="Arial" w:eastAsia="Arial" w:hAnsi="Arial" w:cs="Arial"/>
+        <w:b/>
+        <w:bCs/>
+        <w:sz w:val="24"/>
+        <w:szCs w:val="24"/>
+      </w:rPr>
+      <w:t>System  |</w:t>
+    </w:r>
+    <w:proofErr w:type="gramEnd"/>
+    <w:r>
+      <w:rPr>
+        <w:rFonts w:ascii="Arial" w:eastAsia="Arial" w:hAnsi="Arial" w:cs="Arial"/>
+        <w:b/>
+        <w:bCs/>
+        <w:sz w:val="24"/>
+        <w:szCs w:val="24"/>
+      </w:rPr>
+      <w:t xml:space="preserve">  Product Requirements Document</w:t>
     </w:r>
     <w:r>
       <w:rPr>
@@ -19325,7 +20477,29 @@
         <w:sz w:val="24"/>
         <w:szCs w:val="24"/>
       </w:rPr>
-      <w:t>Inventory Management System  |  Product Requirements Document</w:t>
+      <w:t xml:space="preserve">Inventory Management </w:t>
+    </w:r>
+    <w:proofErr w:type="gramStart"/>
+    <w:r>
+      <w:rPr>
+        <w:rFonts w:ascii="Arial" w:eastAsia="Arial" w:hAnsi="Arial" w:cs="Arial"/>
+        <w:b/>
+        <w:bCs/>
+        <w:sz w:val="24"/>
+        <w:szCs w:val="24"/>
+      </w:rPr>
+      <w:t>System  |</w:t>
+    </w:r>
+    <w:proofErr w:type="gramEnd"/>
+    <w:r>
+      <w:rPr>
+        <w:rFonts w:ascii="Arial" w:eastAsia="Arial" w:hAnsi="Arial" w:cs="Arial"/>
+        <w:b/>
+        <w:bCs/>
+        <w:sz w:val="24"/>
+        <w:szCs w:val="24"/>
+      </w:rPr>
+      <w:t xml:space="preserve">  Product Requirements Document</w:t>
     </w:r>
     <w:r>
       <w:rPr>
@@ -19366,7 +20540,29 @@
         <w:sz w:val="24"/>
         <w:szCs w:val="24"/>
       </w:rPr>
-      <w:t>Inventory Management System  |  Product Requirements Document</w:t>
+      <w:t xml:space="preserve">Inventory Management </w:t>
+    </w:r>
+    <w:proofErr w:type="gramStart"/>
+    <w:r>
+      <w:rPr>
+        <w:rFonts w:ascii="Arial" w:eastAsia="Arial" w:hAnsi="Arial" w:cs="Arial"/>
+        <w:b/>
+        <w:bCs/>
+        <w:sz w:val="24"/>
+        <w:szCs w:val="24"/>
+      </w:rPr>
+      <w:t>System  |</w:t>
+    </w:r>
+    <w:proofErr w:type="gramEnd"/>
+    <w:r>
+      <w:rPr>
+        <w:rFonts w:ascii="Arial" w:eastAsia="Arial" w:hAnsi="Arial" w:cs="Arial"/>
+        <w:b/>
+        <w:bCs/>
+        <w:sz w:val="24"/>
+        <w:szCs w:val="24"/>
+      </w:rPr>
+      <w:t xml:space="preserve">  Product Requirements Document</w:t>
     </w:r>
     <w:r>
       <w:rPr>
@@ -19407,7 +20603,29 @@
         <w:sz w:val="24"/>
         <w:szCs w:val="24"/>
       </w:rPr>
-      <w:t>Inventory Management System  |  Product Requirements Document</w:t>
+      <w:t xml:space="preserve">Inventory Management </w:t>
+    </w:r>
+    <w:proofErr w:type="gramStart"/>
+    <w:r>
+      <w:rPr>
+        <w:rFonts w:ascii="Arial" w:eastAsia="Arial" w:hAnsi="Arial" w:cs="Arial"/>
+        <w:b/>
+        <w:bCs/>
+        <w:sz w:val="24"/>
+        <w:szCs w:val="24"/>
+      </w:rPr>
+      <w:t>System  |</w:t>
+    </w:r>
+    <w:proofErr w:type="gramEnd"/>
+    <w:r>
+      <w:rPr>
+        <w:rFonts w:ascii="Arial" w:eastAsia="Arial" w:hAnsi="Arial" w:cs="Arial"/>
+        <w:b/>
+        <w:bCs/>
+        <w:sz w:val="24"/>
+        <w:szCs w:val="24"/>
+      </w:rPr>
+      <w:t xml:space="preserve">  Product Requirements Document</w:t>
     </w:r>
     <w:r>
       <w:rPr>
@@ -20007,7 +21225,6 @@
   <w:style w:type="character" w:default="1" w:styleId="DefaultParagraphFont">
     <w:name w:val="Default Paragraph Font"/>
     <w:uiPriority w:val="1"/>
-    <w:semiHidden/>
     <w:unhideWhenUsed/>
   </w:style>
   <w:style w:type="table" w:default="1" w:styleId="TableNormal">
